--- a/docs/User Story/UserStory.docx
+++ b/docs/User Story/UserStory.docx
@@ -4,92 +4,88 @@
   <w:body>
     <w:p>
       <w:pPr>
-        <w:pStyle w:val="Heading1"/>
-        <w:ind w:left="417" w:firstLine="0"/>
-        <w:rPr>
-          <w:color w:val="auto"/>
-          <w:sz w:val="52"/>
-          <w:szCs w:val="52"/>
-          <w:rtl/>
-        </w:rPr>
-      </w:pPr>
-      <w:r>
-        <w:rPr>
-          <w:color w:val="auto"/>
-          <w:sz w:val="52"/>
-          <w:szCs w:val="52"/>
-        </w:rPr>
-        <w:t xml:space="preserve">User Stories — SCCI’26 Official Website </w:t>
-      </w:r>
-    </w:p>
-    <w:p>
-      <w:pPr>
-        <w:pStyle w:val="Heading2"/>
-        <w:ind w:left="427"/>
-        <w:rPr>
+        <w:spacing w:before="100" w:beforeAutospacing="1" w:after="100" w:afterAutospacing="1" w:line="240" w:lineRule="auto"/>
+        <w:ind w:left="720" w:firstLine="0"/>
+        <w:rPr>
+          <w:rFonts w:ascii="Times New Roman" w:eastAsia="Times New Roman" w:hAnsi="Times New Roman" w:cs="Times New Roman"/>
+          <w:b/>
+          <w:bCs/>
           <w:color w:val="4472C4" w:themeColor="accent1"/>
-          <w:sz w:val="45"/>
-          <w:rtl/>
-        </w:rPr>
-      </w:pPr>
-      <w:r>
-        <w:rPr>
-          <w:rFonts w:hint="cs"/>
-          <w:b w:val="0"/>
+          <w:sz w:val="44"/>
+          <w:szCs w:val="44"/>
+        </w:rPr>
+      </w:pPr>
+      <w:r>
+        <w:rPr>
+          <w:rFonts w:ascii="Times New Roman" w:eastAsia="Times New Roman" w:hAnsi="Times New Roman" w:cs="Times New Roman"/>
+          <w:b/>
           <w:bCs/>
           <w:color w:val="4472C4" w:themeColor="accent1"/>
-          <w:sz w:val="52"/>
-          <w:szCs w:val="52"/>
-          <w:rtl/>
-        </w:rPr>
-        <w:t>1</w:t>
-      </w:r>
-      <w:r>
-        <w:rPr>
-          <w:b w:val="0"/>
+          <w:sz w:val="44"/>
+          <w:szCs w:val="44"/>
+        </w:rPr>
+        <w:t>User Stories - SCCI Season 26 Platform</w:t>
+      </w:r>
+    </w:p>
+    <w:p>
+      <w:pPr>
+        <w:spacing w:before="100" w:beforeAutospacing="1" w:after="100" w:afterAutospacing="1" w:line="240" w:lineRule="auto"/>
+        <w:ind w:left="720" w:firstLine="0"/>
+        <w:rPr>
+          <w:rFonts w:ascii="Times New Roman" w:eastAsia="Times New Roman" w:hAnsi="Times New Roman" w:cs="Times New Roman"/>
+          <w:b/>
           <w:bCs/>
           <w:color w:val="4472C4" w:themeColor="accent1"/>
-          <w:sz w:val="52"/>
-          <w:szCs w:val="52"/>
-        </w:rPr>
-        <w:t>-</w:t>
-      </w:r>
-      <w:r>
-        <w:rPr>
+          <w:sz w:val="32"/>
+          <w:szCs w:val="32"/>
+        </w:rPr>
+      </w:pPr>
+      <w:r>
+        <w:rPr>
+          <w:rFonts w:ascii="Times New Roman" w:eastAsia="Times New Roman" w:hAnsi="Times New Roman" w:cs="Times New Roman"/>
+          <w:b/>
+          <w:bCs/>
           <w:color w:val="4472C4" w:themeColor="accent1"/>
-          <w:sz w:val="52"/>
-          <w:szCs w:val="52"/>
-        </w:rPr>
-        <w:t>Participant</w:t>
-      </w:r>
-      <w:r>
-        <w:rPr>
-          <w:color w:val="4472C4" w:themeColor="accent1"/>
-          <w:sz w:val="45"/>
-        </w:rPr>
-        <w:t xml:space="preserve"> User Stories</w:t>
-      </w:r>
-    </w:p>
-    <w:p>
-      <w:pPr>
-        <w:pStyle w:val="Heading2"/>
-        <w:ind w:left="427"/>
-        <w:rPr>
-          <w:color w:val="4472C4" w:themeColor="accent1"/>
-        </w:rPr>
-      </w:pPr>
-      <w:r>
-        <w:rPr>
-          <w:color w:val="4472C4" w:themeColor="accent1"/>
-        </w:rPr>
-        <w:t xml:space="preserve"> Registration &amp; Access</w:t>
+          <w:sz w:val="32"/>
+          <w:szCs w:val="32"/>
+        </w:rPr>
+        <w:t>1. Guest / Visitor</w:t>
+      </w:r>
+    </w:p>
+    <w:p>
+      <w:pPr>
+        <w:spacing w:before="100" w:beforeAutospacing="1" w:after="100" w:afterAutospacing="1" w:line="240" w:lineRule="auto"/>
+        <w:ind w:left="720" w:firstLine="0"/>
+        <w:rPr>
+          <w:rFonts w:ascii="Times New Roman" w:eastAsia="Times New Roman" w:hAnsi="Times New Roman" w:cs="Times New Roman"/>
+          <w:color w:val="auto"/>
+          <w:szCs w:val="24"/>
+        </w:rPr>
+      </w:pPr>
+      <w:r>
+        <w:rPr>
+          <w:rFonts w:ascii="Times New Roman" w:eastAsia="Times New Roman" w:hAnsi="Times New Roman" w:cs="Times New Roman"/>
+          <w:b/>
+          <w:bCs/>
+          <w:color w:val="auto"/>
+          <w:szCs w:val="24"/>
+        </w:rPr>
+        <w:t>As a Visitor</w:t>
+      </w:r>
+      <w:r>
+        <w:rPr>
+          <w:rFonts w:ascii="Times New Roman" w:eastAsia="Times New Roman" w:hAnsi="Times New Roman" w:cs="Times New Roman"/>
+          <w:color w:val="auto"/>
+          <w:szCs w:val="24"/>
+        </w:rPr>
+        <w:t>, I want to...</w:t>
       </w:r>
     </w:p>
     <w:p>
       <w:pPr>
         <w:numPr>
           <w:ilvl w:val="0"/>
-          <w:numId w:val="4"/>
+          <w:numId w:val="11"/>
         </w:numPr>
         <w:spacing w:before="100" w:beforeAutospacing="1" w:after="100" w:afterAutospacing="1" w:line="240" w:lineRule="auto"/>
         <w:rPr>
@@ -106,40 +102,22 @@
           <w:color w:val="auto"/>
           <w:szCs w:val="24"/>
         </w:rPr>
-        <w:t>As a participant</w:t>
-      </w:r>
-      <w:r>
-        <w:rPr>
-          <w:rFonts w:ascii="Times New Roman" w:eastAsia="Times New Roman" w:hAnsi="Times New Roman" w:cs="Times New Roman"/>
-          <w:color w:val="auto"/>
-          <w:szCs w:val="24"/>
-        </w:rPr>
-        <w:t xml:space="preserve">, I want to log in securely using my credentials, </w:t>
-      </w:r>
-      <w:r>
-        <w:rPr>
-          <w:rFonts w:ascii="Times New Roman" w:eastAsia="Times New Roman" w:hAnsi="Times New Roman" w:cs="Times New Roman"/>
-          <w:b/>
-          <w:bCs/>
-          <w:color w:val="auto"/>
-          <w:szCs w:val="24"/>
-        </w:rPr>
-        <w:t>so that</w:t>
-      </w:r>
-      <w:r>
-        <w:rPr>
-          <w:rFonts w:ascii="Times New Roman" w:eastAsia="Times New Roman" w:hAnsi="Times New Roman" w:cs="Times New Roman"/>
-          <w:color w:val="auto"/>
-          <w:szCs w:val="24"/>
-        </w:rPr>
-        <w:t xml:space="preserve"> I can access my personal workshop panel.</w:t>
+        <w:t>View the Landing Page</w:t>
+      </w:r>
+      <w:r>
+        <w:rPr>
+          <w:rFonts w:ascii="Times New Roman" w:eastAsia="Times New Roman" w:hAnsi="Times New Roman" w:cs="Times New Roman"/>
+          <w:color w:val="auto"/>
+          <w:szCs w:val="24"/>
+        </w:rPr>
+        <w:t>: Access the home page to understand what SCCI is and see the latest updates.</w:t>
       </w:r>
     </w:p>
     <w:p>
       <w:pPr>
         <w:numPr>
           <w:ilvl w:val="0"/>
-          <w:numId w:val="4"/>
+          <w:numId w:val="11"/>
         </w:numPr>
         <w:spacing w:before="100" w:beforeAutospacing="1" w:after="100" w:afterAutospacing="1" w:line="240" w:lineRule="auto"/>
         <w:rPr>
@@ -156,40 +134,104 @@
           <w:color w:val="auto"/>
           <w:szCs w:val="24"/>
         </w:rPr>
-        <w:t>As a participant</w:t>
-      </w:r>
-      <w:r>
-        <w:rPr>
-          <w:rFonts w:ascii="Times New Roman" w:eastAsia="Times New Roman" w:hAnsi="Times New Roman" w:cs="Times New Roman"/>
-          <w:color w:val="auto"/>
-          <w:szCs w:val="24"/>
-        </w:rPr>
-        <w:t xml:space="preserve">, I want to access only the workshop I am assigned to, </w:t>
-      </w:r>
-      <w:r>
-        <w:rPr>
-          <w:rFonts w:ascii="Times New Roman" w:eastAsia="Times New Roman" w:hAnsi="Times New Roman" w:cs="Times New Roman"/>
-          <w:b/>
-          <w:bCs/>
-          <w:color w:val="auto"/>
-          <w:szCs w:val="24"/>
-        </w:rPr>
-        <w:t>so that</w:t>
-      </w:r>
-      <w:r>
-        <w:rPr>
-          <w:rFonts w:ascii="Times New Roman" w:eastAsia="Times New Roman" w:hAnsi="Times New Roman" w:cs="Times New Roman"/>
-          <w:color w:val="auto"/>
-          <w:szCs w:val="24"/>
-        </w:rPr>
-        <w:t xml:space="preserve"> I stay focused on relevant content only.</w:t>
+        <w:t>Browse Information</w:t>
+      </w:r>
+      <w:r>
+        <w:rPr>
+          <w:rFonts w:ascii="Times New Roman" w:eastAsia="Times New Roman" w:hAnsi="Times New Roman" w:cs="Times New Roman"/>
+          <w:color w:val="auto"/>
+          <w:szCs w:val="24"/>
+        </w:rPr>
+        <w:t xml:space="preserve">: View the </w:t>
+      </w:r>
+      <w:r>
+        <w:rPr>
+          <w:rFonts w:ascii="Times New Roman" w:eastAsia="Times New Roman" w:hAnsi="Times New Roman" w:cs="Times New Roman"/>
+          <w:color w:val="auto"/>
+          <w:szCs w:val="24"/>
+        </w:rPr>
+        <w:t>"</w:t>
+      </w:r>
+      <w:r>
+        <w:rPr>
+          <w:rFonts w:ascii="Times New Roman" w:eastAsia="Times New Roman" w:hAnsi="Times New Roman" w:cs="Times New Roman"/>
+          <w:color w:val="auto"/>
+          <w:szCs w:val="24"/>
+        </w:rPr>
+        <w:t>Home</w:t>
+      </w:r>
+      <w:r>
+        <w:rPr>
+          <w:rFonts w:ascii="Times New Roman" w:eastAsia="Times New Roman" w:hAnsi="Times New Roman" w:cs="Times New Roman"/>
+          <w:color w:val="auto"/>
+          <w:szCs w:val="24"/>
+        </w:rPr>
+        <w:t>",</w:t>
+      </w:r>
+      <w:r>
+        <w:rPr>
+          <w:rFonts w:ascii="Times New Roman" w:eastAsia="Times New Roman" w:hAnsi="Times New Roman" w:cs="Times New Roman"/>
+          <w:color w:val="auto"/>
+          <w:szCs w:val="24"/>
+        </w:rPr>
+        <w:t xml:space="preserve"> </w:t>
+      </w:r>
+      <w:r>
+        <w:rPr>
+          <w:rFonts w:ascii="Times New Roman" w:eastAsia="Times New Roman" w:hAnsi="Times New Roman" w:cs="Times New Roman"/>
+          <w:color w:val="auto"/>
+          <w:szCs w:val="24"/>
+        </w:rPr>
+        <w:t>"</w:t>
+      </w:r>
+      <w:r>
+        <w:rPr>
+          <w:rFonts w:ascii="Times New Roman" w:eastAsia="Times New Roman" w:hAnsi="Times New Roman" w:cs="Times New Roman"/>
+          <w:color w:val="auto"/>
+          <w:szCs w:val="24"/>
+        </w:rPr>
+        <w:t>Workshops</w:t>
+      </w:r>
+      <w:r>
+        <w:rPr>
+          <w:rFonts w:ascii="Times New Roman" w:eastAsia="Times New Roman" w:hAnsi="Times New Roman" w:cs="Times New Roman"/>
+          <w:color w:val="auto"/>
+          <w:szCs w:val="24"/>
+        </w:rPr>
+        <w:t>"</w:t>
+      </w:r>
+      <w:r>
+        <w:rPr>
+          <w:rFonts w:ascii="Times New Roman" w:eastAsia="Times New Roman" w:hAnsi="Times New Roman" w:cs="Times New Roman"/>
+          <w:color w:val="auto"/>
+          <w:szCs w:val="24"/>
+        </w:rPr>
+        <w:t xml:space="preserve"> </w:t>
+      </w:r>
+      <w:r>
+        <w:rPr>
+          <w:rFonts w:ascii="Times New Roman" w:eastAsia="Times New Roman" w:hAnsi="Times New Roman" w:cs="Times New Roman"/>
+          <w:color w:val="auto"/>
+          <w:szCs w:val="24"/>
+        </w:rPr>
+        <w:t>,</w:t>
+      </w:r>
+      <w:bookmarkStart w:id="0" w:name="_GoBack"/>
+      <w:bookmarkEnd w:id="0"/>
+      <w:r>
+        <w:rPr>
+          <w:rFonts w:ascii="Times New Roman" w:eastAsia="Times New Roman" w:hAnsi="Times New Roman" w:cs="Times New Roman"/>
+          <w:color w:val="auto"/>
+          <w:szCs w:val="24"/>
+        </w:rPr>
+        <w:t>"About Us", "Crew", and "Gallery" pages to learn about the community and team.</w:t>
       </w:r>
     </w:p>
     <w:p>
       <w:pPr>
         <w:numPr>
           <w:ilvl w:val="0"/>
-          <w:numId w:val="4"/>
+          <w:numId w:val="11"/>
         </w:numPr>
         <w:spacing w:before="100" w:beforeAutospacing="1" w:after="100" w:afterAutospacing="1" w:line="240" w:lineRule="auto"/>
         <w:rPr>
@@ -206,178 +248,225 @@
           <w:color w:val="auto"/>
           <w:szCs w:val="24"/>
         </w:rPr>
-        <w:t>As a participant</w:t>
-      </w:r>
-      <w:r>
-        <w:rPr>
-          <w:rFonts w:ascii="Times New Roman" w:eastAsia="Times New Roman" w:hAnsi="Times New Roman" w:cs="Times New Roman"/>
-          <w:color w:val="auto"/>
-          <w:szCs w:val="24"/>
-        </w:rPr>
-        <w:t xml:space="preserve">, I want to edit my personal profile information, </w:t>
-      </w:r>
-      <w:r>
-        <w:rPr>
-          <w:rFonts w:ascii="Times New Roman" w:eastAsia="Times New Roman" w:hAnsi="Times New Roman" w:cs="Times New Roman"/>
-          <w:b/>
-          <w:bCs/>
-          <w:color w:val="auto"/>
-          <w:szCs w:val="24"/>
-        </w:rPr>
-        <w:t>so that</w:t>
-      </w:r>
-      <w:r>
-        <w:rPr>
-          <w:rFonts w:ascii="Times New Roman" w:eastAsia="Times New Roman" w:hAnsi="Times New Roman" w:cs="Times New Roman"/>
-          <w:color w:val="auto"/>
-          <w:szCs w:val="24"/>
-        </w:rPr>
-        <w:t xml:space="preserve"> my data stays accurate.</w:t>
-      </w:r>
-    </w:p>
-    <w:p>
-      <w:pPr>
-        <w:pStyle w:val="Heading2"/>
-        <w:ind w:left="427"/>
-        <w:rPr>
-          <w:color w:val="4472C4" w:themeColor="accent1"/>
-        </w:rPr>
-      </w:pPr>
-      <w:r>
-        <w:rPr>
-          <w:color w:val="4472C4" w:themeColor="accent1"/>
-        </w:rPr>
-        <w:t xml:space="preserve"> Content &amp; Learning</w:t>
-      </w:r>
-    </w:p>
-    <w:p>
-      <w:pPr>
-        <w:pStyle w:val="NormalWeb"/>
+        <w:t>Register</w:t>
+      </w:r>
+      <w:r>
+        <w:rPr>
+          <w:rFonts w:ascii="Times New Roman" w:eastAsia="Times New Roman" w:hAnsi="Times New Roman" w:cs="Times New Roman"/>
+          <w:color w:val="auto"/>
+          <w:szCs w:val="24"/>
+        </w:rPr>
+        <w:t>: Sign up as a new participant or crew member so that I can join the season's activities.</w:t>
+      </w:r>
+    </w:p>
+    <w:p>
+      <w:pPr>
         <w:numPr>
           <w:ilvl w:val="0"/>
-          <w:numId w:val="3"/>
+          <w:numId w:val="11"/>
         </w:numPr>
-      </w:pPr>
-      <w:r>
-        <w:rPr>
-          <w:rStyle w:val="Strong"/>
-        </w:rPr>
-        <w:t>As a participant</w:t>
-      </w:r>
-      <w:r>
-        <w:t xml:space="preserve">, I want to view all learning sessions and materials related to my workshop, </w:t>
-      </w:r>
-      <w:r>
-        <w:rPr>
-          <w:rStyle w:val="Strong"/>
-        </w:rPr>
-        <w:t>so that</w:t>
-      </w:r>
-      <w:r>
-        <w:t xml:space="preserve"> I can follow the learning roadmap clearly.</w:t>
-      </w:r>
-    </w:p>
-    <w:p>
-      <w:pPr>
-        <w:pStyle w:val="NormalWeb"/>
+        <w:spacing w:before="100" w:beforeAutospacing="1" w:after="100" w:afterAutospacing="1" w:line="240" w:lineRule="auto"/>
+        <w:rPr>
+          <w:rFonts w:ascii="Times New Roman" w:eastAsia="Times New Roman" w:hAnsi="Times New Roman" w:cs="Times New Roman"/>
+          <w:color w:val="auto"/>
+          <w:szCs w:val="24"/>
+        </w:rPr>
+      </w:pPr>
+      <w:r>
+        <w:rPr>
+          <w:rFonts w:ascii="Times New Roman" w:eastAsia="Times New Roman" w:hAnsi="Times New Roman" w:cs="Times New Roman"/>
+          <w:b/>
+          <w:bCs/>
+          <w:color w:val="auto"/>
+          <w:szCs w:val="24"/>
+        </w:rPr>
+        <w:t>Login</w:t>
+      </w:r>
+      <w:r>
+        <w:rPr>
+          <w:rFonts w:ascii="Times New Roman" w:eastAsia="Times New Roman" w:hAnsi="Times New Roman" w:cs="Times New Roman"/>
+          <w:color w:val="auto"/>
+          <w:szCs w:val="24"/>
+        </w:rPr>
+        <w:t>: Access my account using my credentials to enter the platform.</w:t>
+      </w:r>
+    </w:p>
+    <w:p>
+      <w:pPr>
+        <w:spacing w:before="100" w:beforeAutospacing="1" w:after="100" w:afterAutospacing="1" w:line="240" w:lineRule="auto"/>
+        <w:ind w:left="720" w:firstLine="0"/>
+        <w:rPr>
+          <w:rFonts w:ascii="Times New Roman" w:eastAsia="Times New Roman" w:hAnsi="Times New Roman" w:cs="Times New Roman"/>
+          <w:color w:val="auto"/>
+          <w:szCs w:val="24"/>
+        </w:rPr>
+      </w:pPr>
+      <w:r>
+        <w:rPr>
+          <w:rFonts w:ascii="Times New Roman" w:eastAsia="Times New Roman" w:hAnsi="Times New Roman" w:cs="Times New Roman"/>
+          <w:color w:val="auto"/>
+          <w:szCs w:val="24"/>
+        </w:rPr>
+        <w:pict>
+          <v:rect id="_x0000_i1769" style="width:456pt;height:.75pt" o:hrpct="0" o:hralign="center" o:hrstd="t" o:hrnoshade="t" o:hr="t" fillcolor="#ccc" stroked="f"/>
+        </w:pict>
+      </w:r>
+    </w:p>
+    <w:p>
+      <w:pPr>
+        <w:spacing w:before="100" w:beforeAutospacing="1" w:after="100" w:afterAutospacing="1" w:line="240" w:lineRule="auto"/>
+        <w:ind w:left="720" w:firstLine="0"/>
+        <w:rPr>
+          <w:rFonts w:ascii="Times New Roman" w:eastAsia="Times New Roman" w:hAnsi="Times New Roman" w:cs="Times New Roman"/>
+          <w:b/>
+          <w:bCs/>
+          <w:color w:val="4472C4" w:themeColor="accent1"/>
+          <w:sz w:val="36"/>
+          <w:szCs w:val="36"/>
+        </w:rPr>
+      </w:pPr>
+      <w:r>
+        <w:rPr>
+          <w:rFonts w:ascii="Times New Roman" w:eastAsia="Times New Roman" w:hAnsi="Times New Roman" w:cs="Times New Roman"/>
+          <w:b/>
+          <w:bCs/>
+          <w:color w:val="4472C4" w:themeColor="accent1"/>
+          <w:sz w:val="36"/>
+          <w:szCs w:val="36"/>
+        </w:rPr>
+        <w:t>2. Participant (Student)</w:t>
+      </w:r>
+    </w:p>
+    <w:p>
+      <w:pPr>
+        <w:spacing w:before="100" w:beforeAutospacing="1" w:after="100" w:afterAutospacing="1" w:line="240" w:lineRule="auto"/>
+        <w:ind w:left="720" w:firstLine="0"/>
+        <w:rPr>
+          <w:rFonts w:ascii="Times New Roman" w:eastAsia="Times New Roman" w:hAnsi="Times New Roman" w:cs="Times New Roman"/>
+          <w:color w:val="auto"/>
+          <w:szCs w:val="24"/>
+        </w:rPr>
+      </w:pPr>
+      <w:r>
+        <w:rPr>
+          <w:rFonts w:ascii="Times New Roman" w:eastAsia="Times New Roman" w:hAnsi="Times New Roman" w:cs="Times New Roman"/>
+          <w:b/>
+          <w:bCs/>
+          <w:color w:val="auto"/>
+          <w:szCs w:val="24"/>
+        </w:rPr>
+        <w:t>As a Participant</w:t>
+      </w:r>
+      <w:r>
+        <w:rPr>
+          <w:rFonts w:ascii="Times New Roman" w:eastAsia="Times New Roman" w:hAnsi="Times New Roman" w:cs="Times New Roman"/>
+          <w:color w:val="auto"/>
+          <w:szCs w:val="24"/>
+        </w:rPr>
+        <w:t>, I want to...</w:t>
+      </w:r>
+    </w:p>
+    <w:p>
+      <w:pPr>
         <w:numPr>
           <w:ilvl w:val="0"/>
-          <w:numId w:val="3"/>
+          <w:numId w:val="12"/>
         </w:numPr>
-      </w:pPr>
-      <w:r>
-        <w:rPr>
-          <w:rStyle w:val="Strong"/>
-        </w:rPr>
-        <w:t>As a participant</w:t>
-      </w:r>
-      <w:r>
-        <w:t xml:space="preserve">, I want to see tasks with deadlines and descriptions, </w:t>
-      </w:r>
-      <w:r>
-        <w:rPr>
-          <w:rStyle w:val="Strong"/>
-        </w:rPr>
-        <w:t>so that</w:t>
-      </w:r>
-      <w:r>
-        <w:t xml:space="preserve"> I can manage my time effectively.</w:t>
-      </w:r>
-    </w:p>
-    <w:p>
-      <w:pPr>
-        <w:pStyle w:val="NormalWeb"/>
+        <w:spacing w:before="100" w:beforeAutospacing="1" w:after="100" w:afterAutospacing="1" w:line="240" w:lineRule="auto"/>
+        <w:rPr>
+          <w:rFonts w:ascii="Times New Roman" w:eastAsia="Times New Roman" w:hAnsi="Times New Roman" w:cs="Times New Roman"/>
+          <w:color w:val="auto"/>
+          <w:szCs w:val="24"/>
+        </w:rPr>
+      </w:pPr>
+      <w:r>
+        <w:rPr>
+          <w:rFonts w:ascii="Times New Roman" w:eastAsia="Times New Roman" w:hAnsi="Times New Roman" w:cs="Times New Roman"/>
+          <w:b/>
+          <w:bCs/>
+          <w:color w:val="auto"/>
+          <w:szCs w:val="24"/>
+        </w:rPr>
+        <w:t>View My Workshop</w:t>
+      </w:r>
+      <w:r>
+        <w:rPr>
+          <w:rFonts w:ascii="Times New Roman" w:eastAsia="Times New Roman" w:hAnsi="Times New Roman" w:cs="Times New Roman"/>
+          <w:color w:val="auto"/>
+          <w:szCs w:val="24"/>
+        </w:rPr>
+        <w:t>: Access a dedicated dashboard for the workshop I am assigned to.</w:t>
+      </w:r>
+    </w:p>
+    <w:p>
+      <w:pPr>
         <w:numPr>
           <w:ilvl w:val="0"/>
-          <w:numId w:val="3"/>
+          <w:numId w:val="12"/>
         </w:numPr>
-      </w:pPr>
-      <w:r>
-        <w:rPr>
-          <w:rStyle w:val="Strong"/>
-        </w:rPr>
-        <w:t>As a participant</w:t>
-      </w:r>
-      <w:r>
-        <w:t xml:space="preserve">, I want to submit tasks online, </w:t>
-      </w:r>
-      <w:r>
-        <w:rPr>
-          <w:rStyle w:val="Strong"/>
-        </w:rPr>
-        <w:t>so that</w:t>
-      </w:r>
-      <w:r>
-        <w:t xml:space="preserve"> my work is recorded and reviewed.</w:t>
-      </w:r>
-    </w:p>
-    <w:p>
-      <w:pPr>
-        <w:pStyle w:val="NormalWeb"/>
+        <w:spacing w:before="100" w:beforeAutospacing="1" w:after="100" w:afterAutospacing="1" w:line="240" w:lineRule="auto"/>
+        <w:rPr>
+          <w:rFonts w:ascii="Times New Roman" w:eastAsia="Times New Roman" w:hAnsi="Times New Roman" w:cs="Times New Roman"/>
+          <w:color w:val="auto"/>
+          <w:szCs w:val="24"/>
+        </w:rPr>
+      </w:pPr>
+      <w:r>
+        <w:rPr>
+          <w:rFonts w:ascii="Times New Roman" w:eastAsia="Times New Roman" w:hAnsi="Times New Roman" w:cs="Times New Roman"/>
+          <w:b/>
+          <w:bCs/>
+          <w:color w:val="auto"/>
+          <w:szCs w:val="24"/>
+        </w:rPr>
+        <w:t>Browse Sessions</w:t>
+      </w:r>
+      <w:r>
+        <w:rPr>
+          <w:rFonts w:ascii="Times New Roman" w:eastAsia="Times New Roman" w:hAnsi="Times New Roman" w:cs="Times New Roman"/>
+          <w:color w:val="auto"/>
+          <w:szCs w:val="24"/>
+        </w:rPr>
+        <w:t>: Navigate through different sessions (weeks) to view content specific to each timeline.</w:t>
+      </w:r>
+    </w:p>
+    <w:p>
+      <w:pPr>
         <w:numPr>
           <w:ilvl w:val="0"/>
-          <w:numId w:val="3"/>
+          <w:numId w:val="12"/>
         </w:numPr>
-      </w:pPr>
-      <w:r>
-        <w:rPr>
-          <w:rStyle w:val="Strong"/>
-        </w:rPr>
-        <w:t>As a participant</w:t>
-      </w:r>
-      <w:r>
-        <w:t xml:space="preserve">, I want to see the status of each task (pending / submitted / reviewed), </w:t>
-      </w:r>
-      <w:r>
-        <w:rPr>
-          <w:rStyle w:val="Strong"/>
-        </w:rPr>
-        <w:t>so that</w:t>
-      </w:r>
-      <w:r>
-        <w:t xml:space="preserve"> I can track my responsibilities.</w:t>
-      </w:r>
-    </w:p>
-    <w:p>
-      <w:pPr>
-        <w:pStyle w:val="Heading2"/>
-        <w:ind w:left="427"/>
-        <w:rPr>
-          <w:color w:val="4472C4" w:themeColor="accent1"/>
-        </w:rPr>
-      </w:pPr>
-      <w:r>
-        <w:rPr>
-          <w:color w:val="4472C4" w:themeColor="accent1"/>
-        </w:rPr>
-        <w:t>Progress &amp; Motivation</w:t>
+        <w:spacing w:before="100" w:beforeAutospacing="1" w:after="100" w:afterAutospacing="1" w:line="240" w:lineRule="auto"/>
+        <w:rPr>
+          <w:rFonts w:ascii="Times New Roman" w:eastAsia="Times New Roman" w:hAnsi="Times New Roman" w:cs="Times New Roman"/>
+          <w:color w:val="auto"/>
+          <w:szCs w:val="24"/>
+        </w:rPr>
+      </w:pPr>
+      <w:r>
+        <w:rPr>
+          <w:rFonts w:ascii="Times New Roman" w:eastAsia="Times New Roman" w:hAnsi="Times New Roman" w:cs="Times New Roman"/>
+          <w:b/>
+          <w:bCs/>
+          <w:color w:val="auto"/>
+          <w:szCs w:val="24"/>
+        </w:rPr>
+        <w:t>View Tasks</w:t>
+      </w:r>
+      <w:r>
+        <w:rPr>
+          <w:rFonts w:ascii="Times New Roman" w:eastAsia="Times New Roman" w:hAnsi="Times New Roman" w:cs="Times New Roman"/>
+          <w:color w:val="auto"/>
+          <w:szCs w:val="24"/>
+        </w:rPr>
+        <w:t>: See the "Weekly Task" details, including the deadline, description (Bio), and downloadable resources (File or URL).</w:t>
       </w:r>
     </w:p>
     <w:p>
       <w:pPr>
         <w:numPr>
           <w:ilvl w:val="0"/>
-          <w:numId w:val="5"/>
+          <w:numId w:val="12"/>
         </w:numPr>
         <w:spacing w:before="100" w:beforeAutospacing="1" w:after="100" w:afterAutospacing="1" w:line="240" w:lineRule="auto"/>
         <w:rPr>
@@ -394,40 +483,22 @@
           <w:color w:val="auto"/>
           <w:szCs w:val="24"/>
         </w:rPr>
-        <w:t>As a participant</w:t>
-      </w:r>
-      <w:r>
-        <w:rPr>
-          <w:rFonts w:ascii="Times New Roman" w:eastAsia="Times New Roman" w:hAnsi="Times New Roman" w:cs="Times New Roman"/>
-          <w:color w:val="auto"/>
-          <w:szCs w:val="24"/>
-        </w:rPr>
-        <w:t xml:space="preserve">, I want to view feedback on my submitted tasks, </w:t>
-      </w:r>
-      <w:r>
-        <w:rPr>
-          <w:rFonts w:ascii="Times New Roman" w:eastAsia="Times New Roman" w:hAnsi="Times New Roman" w:cs="Times New Roman"/>
-          <w:b/>
-          <w:bCs/>
-          <w:color w:val="auto"/>
-          <w:szCs w:val="24"/>
-        </w:rPr>
-        <w:t>so that</w:t>
-      </w:r>
-      <w:r>
-        <w:rPr>
-          <w:rFonts w:ascii="Times New Roman" w:eastAsia="Times New Roman" w:hAnsi="Times New Roman" w:cs="Times New Roman"/>
-          <w:color w:val="auto"/>
-          <w:szCs w:val="24"/>
-        </w:rPr>
-        <w:t xml:space="preserve"> I can improve my performance.</w:t>
+        <w:t>Submit Tasks</w:t>
+      </w:r>
+      <w:r>
+        <w:rPr>
+          <w:rFonts w:ascii="Times New Roman" w:eastAsia="Times New Roman" w:hAnsi="Times New Roman" w:cs="Times New Roman"/>
+          <w:color w:val="auto"/>
+          <w:szCs w:val="24"/>
+        </w:rPr>
+        <w:t>: Upload my solution (File) for the assigned task before the deadline.</w:t>
       </w:r>
     </w:p>
     <w:p>
       <w:pPr>
         <w:numPr>
           <w:ilvl w:val="0"/>
-          <w:numId w:val="5"/>
+          <w:numId w:val="12"/>
         </w:numPr>
         <w:spacing w:before="100" w:beforeAutospacing="1" w:after="100" w:afterAutospacing="1" w:line="240" w:lineRule="auto"/>
         <w:rPr>
@@ -444,48 +515,22 @@
           <w:color w:val="auto"/>
           <w:szCs w:val="24"/>
         </w:rPr>
-        <w:t>As a participant</w:t>
-      </w:r>
-      <w:r>
-        <w:rPr>
-          <w:rFonts w:ascii="Times New Roman" w:eastAsia="Times New Roman" w:hAnsi="Times New Roman" w:cs="Times New Roman"/>
-          <w:color w:val="auto"/>
-          <w:szCs w:val="24"/>
-        </w:rPr>
-        <w:t xml:space="preserve">, I want to </w:t>
-      </w:r>
-      <w:r>
-        <w:rPr>
-          <w:rFonts w:ascii="Times New Roman" w:eastAsia="Times New Roman" w:hAnsi="Times New Roman" w:cs="Times New Roman"/>
-          <w:color w:val="auto"/>
-          <w:szCs w:val="24"/>
-        </w:rPr>
-        <w:t xml:space="preserve">upload my </w:t>
-      </w:r>
-      <w:proofErr w:type="gramStart"/>
-      <w:r>
-        <w:rPr>
-          <w:rFonts w:ascii="Times New Roman" w:eastAsia="Times New Roman" w:hAnsi="Times New Roman" w:cs="Times New Roman"/>
-          <w:color w:val="auto"/>
-          <w:szCs w:val="24"/>
-        </w:rPr>
-        <w:t xml:space="preserve">task </w:t>
-      </w:r>
-      <w:r>
-        <w:rPr>
-          <w:rFonts w:ascii="Times New Roman" w:eastAsia="Times New Roman" w:hAnsi="Times New Roman" w:cs="Times New Roman"/>
-          <w:color w:val="auto"/>
-          <w:szCs w:val="24"/>
-        </w:rPr>
-        <w:t>.</w:t>
-      </w:r>
-      <w:proofErr w:type="gramEnd"/>
+        <w:t>Manage Submissions</w:t>
+      </w:r>
+      <w:r>
+        <w:rPr>
+          <w:rFonts w:ascii="Times New Roman" w:eastAsia="Times New Roman" w:hAnsi="Times New Roman" w:cs="Times New Roman"/>
+          <w:color w:val="auto"/>
+          <w:szCs w:val="24"/>
+        </w:rPr>
+        <w:t>: Delete my submission if I need to re-upload (before the deadline or if allowed).</w:t>
+      </w:r>
     </w:p>
     <w:p>
       <w:pPr>
         <w:numPr>
           <w:ilvl w:val="0"/>
-          <w:numId w:val="5"/>
+          <w:numId w:val="12"/>
         </w:numPr>
         <w:spacing w:before="100" w:beforeAutospacing="1" w:after="100" w:afterAutospacing="1" w:line="240" w:lineRule="auto"/>
         <w:rPr>
@@ -502,40 +547,22 @@
           <w:color w:val="auto"/>
           <w:szCs w:val="24"/>
         </w:rPr>
-        <w:t>As a participant</w:t>
-      </w:r>
-      <w:r>
-        <w:rPr>
-          <w:rFonts w:ascii="Times New Roman" w:eastAsia="Times New Roman" w:hAnsi="Times New Roman" w:cs="Times New Roman"/>
-          <w:color w:val="auto"/>
-          <w:szCs w:val="24"/>
-        </w:rPr>
-        <w:t xml:space="preserve">, I want to track my overall progress and achievements during the season, </w:t>
-      </w:r>
-      <w:r>
-        <w:rPr>
-          <w:rFonts w:ascii="Times New Roman" w:eastAsia="Times New Roman" w:hAnsi="Times New Roman" w:cs="Times New Roman"/>
-          <w:b/>
-          <w:bCs/>
-          <w:color w:val="auto"/>
-          <w:szCs w:val="24"/>
-        </w:rPr>
-        <w:t>so that</w:t>
-      </w:r>
-      <w:r>
-        <w:rPr>
-          <w:rFonts w:ascii="Times New Roman" w:eastAsia="Times New Roman" w:hAnsi="Times New Roman" w:cs="Times New Roman"/>
-          <w:color w:val="auto"/>
-          <w:szCs w:val="24"/>
-        </w:rPr>
-        <w:t xml:space="preserve"> I feel motivated and aware of my growth.</w:t>
+        <w:t>View Feedback</w:t>
+      </w:r>
+      <w:r>
+        <w:rPr>
+          <w:rFonts w:ascii="Times New Roman" w:eastAsia="Times New Roman" w:hAnsi="Times New Roman" w:cs="Times New Roman"/>
+          <w:color w:val="auto"/>
+          <w:szCs w:val="24"/>
+        </w:rPr>
+        <w:t>: See the rating (1-5 stars) and written feedback from my instructors on my submitted tasks.</w:t>
       </w:r>
     </w:p>
     <w:p>
       <w:pPr>
         <w:numPr>
           <w:ilvl w:val="0"/>
-          <w:numId w:val="5"/>
+          <w:numId w:val="12"/>
         </w:numPr>
         <w:spacing w:before="100" w:beforeAutospacing="1" w:after="100" w:afterAutospacing="1" w:line="240" w:lineRule="auto"/>
         <w:rPr>
@@ -552,225 +579,127 @@
           <w:color w:val="auto"/>
           <w:szCs w:val="24"/>
         </w:rPr>
-        <w:t>As a participant</w:t>
-      </w:r>
-      <w:r>
-        <w:rPr>
-          <w:rFonts w:ascii="Times New Roman" w:eastAsia="Times New Roman" w:hAnsi="Times New Roman" w:cs="Times New Roman"/>
-          <w:color w:val="auto"/>
-          <w:szCs w:val="24"/>
-        </w:rPr>
-        <w:t xml:space="preserve">, I want to view announcements related to my workshop, </w:t>
-      </w:r>
-      <w:r>
-        <w:rPr>
-          <w:rFonts w:ascii="Times New Roman" w:eastAsia="Times New Roman" w:hAnsi="Times New Roman" w:cs="Times New Roman"/>
-          <w:b/>
-          <w:bCs/>
-          <w:color w:val="auto"/>
-          <w:szCs w:val="24"/>
-        </w:rPr>
-        <w:t>so that</w:t>
-      </w:r>
-      <w:r>
-        <w:rPr>
-          <w:rFonts w:ascii="Times New Roman" w:eastAsia="Times New Roman" w:hAnsi="Times New Roman" w:cs="Times New Roman"/>
-          <w:color w:val="auto"/>
-          <w:szCs w:val="24"/>
-        </w:rPr>
-        <w:t xml:space="preserve"> I stay updated with important information.</w:t>
-      </w:r>
-    </w:p>
-    <w:p>
-      <w:pPr>
-        <w:pStyle w:val="Heading1"/>
-        <w:ind w:left="427"/>
-        <w:rPr>
-          <w:bCs/>
-          <w:color w:val="4472C4" w:themeColor="accent1"/>
-        </w:rPr>
-      </w:pPr>
-      <w:r>
-        <w:rPr>
-          <w:rFonts w:ascii="Segoe UI Emoji" w:hAnsi="Segoe UI Emoji" w:cs="Segoe UI Emoji"/>
-          <w:bCs/>
-          <w:color w:val="4472C4" w:themeColor="accent1"/>
-        </w:rPr>
-        <w:t>2-</w:t>
-      </w:r>
-      <w:r>
-        <w:rPr>
-          <w:bCs/>
-          <w:color w:val="4472C4" w:themeColor="accent1"/>
-        </w:rPr>
-        <w:t>Member User Stories</w:t>
-      </w:r>
-      <w:r>
-        <w:rPr>
-          <w:rFonts w:hint="cs"/>
-          <w:bCs/>
-          <w:color w:val="4472C4" w:themeColor="accent1"/>
-          <w:rtl/>
-        </w:rPr>
-        <w:t xml:space="preserve"> </w:t>
-      </w:r>
-      <w:r>
-        <w:rPr>
-          <w:bCs/>
-          <w:color w:val="4472C4" w:themeColor="accent1"/>
-        </w:rPr>
-        <w:t>(AC-HR-IT)</w:t>
-      </w:r>
-    </w:p>
-    <w:p>
-      <w:pPr>
-        <w:pStyle w:val="Heading2"/>
-        <w:ind w:left="427"/>
-        <w:rPr>
-          <w:color w:val="4472C4" w:themeColor="accent1"/>
-        </w:rPr>
-      </w:pPr>
-      <w:r>
-        <w:rPr>
-          <w:color w:val="4472C4" w:themeColor="accent1"/>
-        </w:rPr>
-        <w:t xml:space="preserve"> Worksh</w:t>
-      </w:r>
-      <w:r>
-        <w:rPr>
-          <w:color w:val="4472C4" w:themeColor="accent1"/>
-        </w:rPr>
-        <w:t>op Management</w:t>
-      </w:r>
-    </w:p>
-    <w:p>
-      <w:pPr>
-        <w:pStyle w:val="NormalWeb"/>
-        <w:ind w:left="417"/>
-      </w:pPr>
-      <w:r>
-        <w:rPr>
-          <w:rFonts w:hAnsi="Symbol"/>
-        </w:rPr>
-        <w:t></w:t>
-      </w:r>
-      <w:r>
-        <w:t xml:space="preserve"> </w:t>
-      </w:r>
-      <w:r>
-        <w:rPr>
-          <w:rStyle w:val="Strong"/>
-        </w:rPr>
-        <w:t>As a member</w:t>
-      </w:r>
-      <w:r>
-        <w:t xml:space="preserve">, I want to access only the workshops I am assigned to, </w:t>
-      </w:r>
-      <w:r>
-        <w:rPr>
-          <w:rStyle w:val="Strong"/>
-        </w:rPr>
-        <w:t>so that</w:t>
-      </w:r>
-      <w:r>
-        <w:t xml:space="preserve"> responsibilities remain clear and secure.</w:t>
-      </w:r>
-    </w:p>
-    <w:p>
-      <w:pPr>
-        <w:pStyle w:val="NormalWeb"/>
-        <w:ind w:left="417"/>
-      </w:pPr>
-      <w:r>
-        <w:rPr>
-          <w:rFonts w:hAnsi="Symbol"/>
-        </w:rPr>
-        <w:t></w:t>
-      </w:r>
-      <w:r>
-        <w:t xml:space="preserve"> </w:t>
-      </w:r>
-      <w:r>
-        <w:rPr>
-          <w:rStyle w:val="Strong"/>
-        </w:rPr>
-        <w:t>As a member</w:t>
-      </w:r>
-      <w:r>
-        <w:t xml:space="preserve">, I want to upload and manage learning materials per workshop session, </w:t>
-      </w:r>
-      <w:r>
-        <w:rPr>
-          <w:rStyle w:val="Strong"/>
-        </w:rPr>
-        <w:t>so that</w:t>
-      </w:r>
-      <w:r>
-        <w:t xml:space="preserve"> participants receive structured content.</w:t>
-      </w:r>
-    </w:p>
-    <w:p>
-      <w:pPr>
-        <w:pStyle w:val="NormalWeb"/>
-        <w:ind w:left="417"/>
-      </w:pPr>
+        <w:t>Access Materials</w:t>
+      </w:r>
+      <w:r>
+        <w:rPr>
+          <w:rFonts w:ascii="Times New Roman" w:eastAsia="Times New Roman" w:hAnsi="Times New Roman" w:cs="Times New Roman"/>
+          <w:color w:val="auto"/>
+          <w:szCs w:val="24"/>
+        </w:rPr>
+        <w:t>: View and download "Technical" and "Soft Skills" materials uploaded by the instructors for each session.</w:t>
+      </w:r>
+    </w:p>
+    <w:p>
+      <w:pPr>
+        <w:spacing w:before="100" w:beforeAutospacing="1" w:after="100" w:afterAutospacing="1" w:line="240" w:lineRule="auto"/>
+        <w:ind w:left="720" w:firstLine="0"/>
+        <w:rPr>
+          <w:rFonts w:ascii="Times New Roman" w:eastAsia="Times New Roman" w:hAnsi="Times New Roman" w:cs="Times New Roman"/>
+          <w:color w:val="auto"/>
+          <w:szCs w:val="24"/>
+        </w:rPr>
+      </w:pPr>
+      <w:r>
+        <w:rPr>
+          <w:rFonts w:ascii="Times New Roman" w:eastAsia="Times New Roman" w:hAnsi="Times New Roman" w:cs="Times New Roman"/>
+          <w:color w:val="auto"/>
+          <w:szCs w:val="24"/>
+        </w:rPr>
+        <w:pict>
+          <v:rect id="_x0000_i1770" style="width:456pt;height:.75pt" o:hrpct="0" o:hralign="center" o:hrstd="t" o:hrnoshade="t" o:hr="t" fillcolor="#ccc" stroked="f"/>
+        </w:pict>
+      </w:r>
+    </w:p>
+    <w:p>
+      <w:pPr>
+        <w:spacing w:before="100" w:beforeAutospacing="1" w:after="100" w:afterAutospacing="1" w:line="240" w:lineRule="auto"/>
+        <w:ind w:left="720" w:firstLine="0"/>
+        <w:rPr>
+          <w:rFonts w:ascii="Times New Roman" w:eastAsia="Times New Roman" w:hAnsi="Times New Roman" w:cs="Times New Roman"/>
+          <w:b/>
+          <w:bCs/>
+          <w:color w:val="auto"/>
+          <w:szCs w:val="24"/>
+        </w:rPr>
+      </w:pPr>
+      <w:r>
+        <w:rPr>
+          <w:rFonts w:ascii="Times New Roman" w:eastAsia="Times New Roman" w:hAnsi="Times New Roman" w:cs="Times New Roman"/>
+          <w:b/>
+          <w:bCs/>
+          <w:color w:val="auto"/>
+          <w:szCs w:val="24"/>
+        </w:rPr>
+        <w:t>3. Crew Member (</w:t>
+      </w:r>
       <w:proofErr w:type="gramStart"/>
       <w:r>
         <w:rPr>
-          <w:rFonts w:hAnsi="Symbol"/>
-        </w:rPr>
-        <w:t></w:t>
-      </w:r>
-      <w:r>
-        <w:t xml:space="preserve">  </w:t>
-      </w:r>
-      <w:r>
-        <w:rPr>
-          <w:rStyle w:val="Strong"/>
-        </w:rPr>
-        <w:t>As</w:t>
+          <w:rFonts w:ascii="Times New Roman" w:eastAsia="Times New Roman" w:hAnsi="Times New Roman" w:cs="Times New Roman"/>
+          <w:b/>
+          <w:bCs/>
+          <w:color w:val="auto"/>
+          <w:szCs w:val="24"/>
+        </w:rPr>
+        <w:t>AC,HR</w:t>
       </w:r>
       <w:proofErr w:type="gramEnd"/>
       <w:r>
         <w:rPr>
-          <w:rStyle w:val="Strong"/>
-        </w:rPr>
-        <w:t xml:space="preserve"> a member</w:t>
-      </w:r>
-      <w:r>
-        <w:t xml:space="preserve">, I want to create and manage tasks for my workshop, </w:t>
-      </w:r>
-      <w:r>
-        <w:rPr>
-          <w:rStyle w:val="Strong"/>
-        </w:rPr>
-        <w:t>so that</w:t>
-      </w:r>
-      <w:r>
-        <w:t xml:space="preserve"> participant engagement is measurable.</w:t>
-      </w:r>
-    </w:p>
-    <w:p>
-      <w:pPr>
-        <w:pStyle w:val="Heading2"/>
-        <w:ind w:left="427"/>
-        <w:rPr>
-          <w:color w:val="4472C4" w:themeColor="accent1"/>
-        </w:rPr>
-      </w:pPr>
-      <w:r>
-        <w:rPr>
-          <w:color w:val="4472C4" w:themeColor="accent1"/>
-        </w:rPr>
-        <w:lastRenderedPageBreak/>
-        <w:t xml:space="preserve"> Participant Monitoring</w:t>
+          <w:rFonts w:ascii="Times New Roman" w:eastAsia="Times New Roman" w:hAnsi="Times New Roman" w:cs="Times New Roman"/>
+          <w:b/>
+          <w:bCs/>
+          <w:color w:val="auto"/>
+          <w:szCs w:val="24"/>
+        </w:rPr>
+        <w:t>,IT</w:t>
+      </w:r>
+      <w:r>
+        <w:rPr>
+          <w:rFonts w:ascii="Times New Roman" w:eastAsia="Times New Roman" w:hAnsi="Times New Roman" w:cs="Times New Roman"/>
+          <w:b/>
+          <w:bCs/>
+          <w:color w:val="auto"/>
+          <w:szCs w:val="24"/>
+        </w:rPr>
+        <w:t>)</w:t>
+      </w:r>
+    </w:p>
+    <w:p>
+      <w:pPr>
+        <w:spacing w:before="100" w:beforeAutospacing="1" w:after="100" w:afterAutospacing="1" w:line="240" w:lineRule="auto"/>
+        <w:ind w:left="720" w:firstLine="0"/>
+        <w:rPr>
+          <w:rFonts w:ascii="Times New Roman" w:eastAsia="Times New Roman" w:hAnsi="Times New Roman" w:cs="Times New Roman"/>
+          <w:color w:val="auto"/>
+          <w:szCs w:val="24"/>
+        </w:rPr>
+      </w:pPr>
+      <w:r>
+        <w:rPr>
+          <w:rFonts w:ascii="Times New Roman" w:eastAsia="Times New Roman" w:hAnsi="Times New Roman" w:cs="Times New Roman"/>
+          <w:b/>
+          <w:bCs/>
+          <w:color w:val="auto"/>
+          <w:szCs w:val="24"/>
+        </w:rPr>
+        <w:t>As an Instructor</w:t>
+      </w:r>
+      <w:r>
+        <w:rPr>
+          <w:rFonts w:ascii="Times New Roman" w:eastAsia="Times New Roman" w:hAnsi="Times New Roman" w:cs="Times New Roman"/>
+          <w:color w:val="auto"/>
+          <w:szCs w:val="24"/>
+        </w:rPr>
+        <w:t>, I want to...</w:t>
       </w:r>
     </w:p>
     <w:p>
       <w:pPr>
         <w:numPr>
           <w:ilvl w:val="0"/>
-          <w:numId w:val="6"/>
+          <w:numId w:val="13"/>
         </w:numPr>
         <w:spacing w:before="100" w:beforeAutospacing="1" w:after="100" w:afterAutospacing="1" w:line="240" w:lineRule="auto"/>
         <w:rPr>
@@ -787,40 +716,22 @@
           <w:color w:val="auto"/>
           <w:szCs w:val="24"/>
         </w:rPr>
-        <w:t>As a member</w:t>
-      </w:r>
-      <w:r>
-        <w:rPr>
-          <w:rFonts w:ascii="Times New Roman" w:eastAsia="Times New Roman" w:hAnsi="Times New Roman" w:cs="Times New Roman"/>
-          <w:color w:val="auto"/>
-          <w:szCs w:val="24"/>
-        </w:rPr>
-        <w:t xml:space="preserve">, I want to view the list of participants enrolled in my workshop, </w:t>
-      </w:r>
-      <w:r>
-        <w:rPr>
-          <w:rFonts w:ascii="Times New Roman" w:eastAsia="Times New Roman" w:hAnsi="Times New Roman" w:cs="Times New Roman"/>
-          <w:b/>
-          <w:bCs/>
-          <w:color w:val="auto"/>
-          <w:szCs w:val="24"/>
-        </w:rPr>
-        <w:t>so that</w:t>
-      </w:r>
-      <w:r>
-        <w:rPr>
-          <w:rFonts w:ascii="Times New Roman" w:eastAsia="Times New Roman" w:hAnsi="Times New Roman" w:cs="Times New Roman"/>
-          <w:color w:val="auto"/>
-          <w:szCs w:val="24"/>
-        </w:rPr>
-        <w:t xml:space="preserve"> I can monitor attendance and engagement.</w:t>
+        <w:t>Manage Workshop</w:t>
+      </w:r>
+      <w:r>
+        <w:rPr>
+          <w:rFonts w:ascii="Times New Roman" w:eastAsia="Times New Roman" w:hAnsi="Times New Roman" w:cs="Times New Roman"/>
+          <w:color w:val="auto"/>
+          <w:szCs w:val="24"/>
+        </w:rPr>
+        <w:t>: Access the specific workshop I am responsible for.</w:t>
       </w:r>
     </w:p>
     <w:p>
       <w:pPr>
         <w:numPr>
           <w:ilvl w:val="0"/>
-          <w:numId w:val="6"/>
+          <w:numId w:val="13"/>
         </w:numPr>
         <w:spacing w:before="100" w:beforeAutospacing="1" w:after="100" w:afterAutospacing="1" w:line="240" w:lineRule="auto"/>
         <w:rPr>
@@ -837,40 +748,22 @@
           <w:color w:val="auto"/>
           <w:szCs w:val="24"/>
         </w:rPr>
-        <w:t>As a member</w:t>
-      </w:r>
-      <w:r>
-        <w:rPr>
-          <w:rFonts w:ascii="Times New Roman" w:eastAsia="Times New Roman" w:hAnsi="Times New Roman" w:cs="Times New Roman"/>
-          <w:color w:val="auto"/>
-          <w:szCs w:val="24"/>
-        </w:rPr>
-        <w:t xml:space="preserve">, I want to review participant task submissions, </w:t>
-      </w:r>
-      <w:r>
-        <w:rPr>
-          <w:rFonts w:ascii="Times New Roman" w:eastAsia="Times New Roman" w:hAnsi="Times New Roman" w:cs="Times New Roman"/>
-          <w:b/>
-          <w:bCs/>
-          <w:color w:val="auto"/>
-          <w:szCs w:val="24"/>
-        </w:rPr>
-        <w:t>so that</w:t>
-      </w:r>
-      <w:r>
-        <w:rPr>
-          <w:rFonts w:ascii="Times New Roman" w:eastAsia="Times New Roman" w:hAnsi="Times New Roman" w:cs="Times New Roman"/>
-          <w:color w:val="auto"/>
-          <w:szCs w:val="24"/>
-        </w:rPr>
-        <w:t xml:space="preserve"> I can provide feedback and ratings.</w:t>
+        <w:t>Track Attendance</w:t>
+      </w:r>
+      <w:r>
+        <w:rPr>
+          <w:rFonts w:ascii="Times New Roman" w:eastAsia="Times New Roman" w:hAnsi="Times New Roman" w:cs="Times New Roman"/>
+          <w:color w:val="auto"/>
+          <w:szCs w:val="24"/>
+        </w:rPr>
+        <w:t>: Mark participants as "Present" or "Absent" for the current session/date to track engagement.</w:t>
       </w:r>
     </w:p>
     <w:p>
       <w:pPr>
         <w:numPr>
           <w:ilvl w:val="0"/>
-          <w:numId w:val="6"/>
+          <w:numId w:val="13"/>
         </w:numPr>
         <w:spacing w:before="100" w:beforeAutospacing="1" w:after="100" w:afterAutospacing="1" w:line="240" w:lineRule="auto"/>
         <w:rPr>
@@ -887,55 +780,86 @@
           <w:color w:val="auto"/>
           <w:szCs w:val="24"/>
         </w:rPr>
-        <w:t>As a member</w:t>
-      </w:r>
-      <w:r>
-        <w:rPr>
-          <w:rFonts w:ascii="Times New Roman" w:eastAsia="Times New Roman" w:hAnsi="Times New Roman" w:cs="Times New Roman"/>
-          <w:color w:val="auto"/>
-          <w:szCs w:val="24"/>
-        </w:rPr>
-        <w:t xml:space="preserve">, I want to record attendance per session, </w:t>
-      </w:r>
-      <w:r>
-        <w:rPr>
-          <w:rFonts w:ascii="Times New Roman" w:eastAsia="Times New Roman" w:hAnsi="Times New Roman" w:cs="Times New Roman"/>
-          <w:b/>
-          <w:bCs/>
-          <w:color w:val="auto"/>
-          <w:szCs w:val="24"/>
-        </w:rPr>
-        <w:t>so that</w:t>
-      </w:r>
-      <w:r>
-        <w:rPr>
-          <w:rFonts w:ascii="Times New Roman" w:eastAsia="Times New Roman" w:hAnsi="Times New Roman" w:cs="Times New Roman"/>
-          <w:color w:val="auto"/>
-          <w:szCs w:val="24"/>
-        </w:rPr>
-        <w:t xml:space="preserve"> performance tracking is accurate.</w:t>
-      </w:r>
-    </w:p>
-    <w:p>
-      <w:pPr>
-        <w:pStyle w:val="Heading2"/>
-        <w:ind w:left="427"/>
-        <w:rPr>
-          <w:color w:val="4472C4" w:themeColor="accent1"/>
-        </w:rPr>
-      </w:pPr>
-      <w:r>
-        <w:rPr>
-          <w:color w:val="4472C4" w:themeColor="accent1"/>
-        </w:rPr>
-        <w:t xml:space="preserve"> Communication</w:t>
+        <w:t>Manage Tasks</w:t>
+      </w:r>
+      <w:r>
+        <w:rPr>
+          <w:rFonts w:ascii="Times New Roman" w:eastAsia="Times New Roman" w:hAnsi="Times New Roman" w:cs="Times New Roman"/>
+          <w:color w:val="auto"/>
+          <w:szCs w:val="24"/>
+        </w:rPr>
+        <w:t>:</w:t>
+      </w:r>
+    </w:p>
+    <w:p>
+      <w:pPr>
+        <w:numPr>
+          <w:ilvl w:val="1"/>
+          <w:numId w:val="13"/>
+        </w:numPr>
+        <w:spacing w:before="100" w:beforeAutospacing="1" w:after="100" w:afterAutospacing="1" w:line="240" w:lineRule="auto"/>
+        <w:rPr>
+          <w:rFonts w:ascii="Times New Roman" w:eastAsia="Times New Roman" w:hAnsi="Times New Roman" w:cs="Times New Roman"/>
+          <w:color w:val="auto"/>
+          <w:szCs w:val="24"/>
+        </w:rPr>
+      </w:pPr>
+      <w:r>
+        <w:rPr>
+          <w:rFonts w:ascii="Times New Roman" w:eastAsia="Times New Roman" w:hAnsi="Times New Roman" w:cs="Times New Roman"/>
+          <w:b/>
+          <w:bCs/>
+          <w:color w:val="auto"/>
+          <w:szCs w:val="24"/>
+        </w:rPr>
+        <w:t>Create Tasks</w:t>
+      </w:r>
+      <w:r>
+        <w:rPr>
+          <w:rFonts w:ascii="Times New Roman" w:eastAsia="Times New Roman" w:hAnsi="Times New Roman" w:cs="Times New Roman"/>
+          <w:color w:val="auto"/>
+          <w:szCs w:val="24"/>
+        </w:rPr>
+        <w:t>: Add new tasks with a Title, Deadline, Description, and Attachment (File or URL).</w:t>
+      </w:r>
+    </w:p>
+    <w:p>
+      <w:pPr>
+        <w:numPr>
+          <w:ilvl w:val="1"/>
+          <w:numId w:val="13"/>
+        </w:numPr>
+        <w:spacing w:before="100" w:beforeAutospacing="1" w:after="100" w:afterAutospacing="1" w:line="240" w:lineRule="auto"/>
+        <w:rPr>
+          <w:rFonts w:ascii="Times New Roman" w:eastAsia="Times New Roman" w:hAnsi="Times New Roman" w:cs="Times New Roman"/>
+          <w:color w:val="auto"/>
+          <w:szCs w:val="24"/>
+        </w:rPr>
+      </w:pPr>
+      <w:r>
+        <w:rPr>
+          <w:rFonts w:ascii="Times New Roman" w:eastAsia="Times New Roman" w:hAnsi="Times New Roman" w:cs="Times New Roman"/>
+          <w:b/>
+          <w:bCs/>
+          <w:color w:val="auto"/>
+          <w:szCs w:val="24"/>
+        </w:rPr>
+        <w:t>Delete Tasks</w:t>
+      </w:r>
+      <w:r>
+        <w:rPr>
+          <w:rFonts w:ascii="Times New Roman" w:eastAsia="Times New Roman" w:hAnsi="Times New Roman" w:cs="Times New Roman"/>
+          <w:color w:val="auto"/>
+          <w:szCs w:val="24"/>
+        </w:rPr>
+        <w:t>: Remove tasks if they were added incorrectly.</w:t>
       </w:r>
     </w:p>
     <w:p>
       <w:pPr>
         <w:numPr>
           <w:ilvl w:val="0"/>
-          <w:numId w:val="7"/>
+          <w:numId w:val="13"/>
         </w:numPr>
         <w:spacing w:before="100" w:beforeAutospacing="1" w:after="100" w:afterAutospacing="1" w:line="240" w:lineRule="auto"/>
         <w:rPr>
@@ -952,40 +876,87 @@
           <w:color w:val="auto"/>
           <w:szCs w:val="24"/>
         </w:rPr>
-        <w:t>As a member</w:t>
-      </w:r>
-      <w:r>
-        <w:rPr>
-          <w:rFonts w:ascii="Times New Roman" w:eastAsia="Times New Roman" w:hAnsi="Times New Roman" w:cs="Times New Roman"/>
-          <w:color w:val="auto"/>
-          <w:szCs w:val="24"/>
-        </w:rPr>
-        <w:t xml:space="preserve">, I want to post announcements inside my workshop panel, </w:t>
-      </w:r>
-      <w:r>
-        <w:rPr>
-          <w:rFonts w:ascii="Times New Roman" w:eastAsia="Times New Roman" w:hAnsi="Times New Roman" w:cs="Times New Roman"/>
-          <w:b/>
-          <w:bCs/>
-          <w:color w:val="auto"/>
-          <w:szCs w:val="24"/>
-        </w:rPr>
-        <w:t>so that</w:t>
-      </w:r>
-      <w:r>
-        <w:rPr>
-          <w:rFonts w:ascii="Times New Roman" w:eastAsia="Times New Roman" w:hAnsi="Times New Roman" w:cs="Times New Roman"/>
-          <w:color w:val="auto"/>
-          <w:szCs w:val="24"/>
-        </w:rPr>
-        <w:t xml:space="preserve"> participants receive important updates in one place.</w:t>
+        <w:lastRenderedPageBreak/>
+        <w:t>Grade Submissions</w:t>
+      </w:r>
+      <w:r>
+        <w:rPr>
+          <w:rFonts w:ascii="Times New Roman" w:eastAsia="Times New Roman" w:hAnsi="Times New Roman" w:cs="Times New Roman"/>
+          <w:color w:val="auto"/>
+          <w:szCs w:val="24"/>
+        </w:rPr>
+        <w:t>:</w:t>
+      </w:r>
+    </w:p>
+    <w:p>
+      <w:pPr>
+        <w:numPr>
+          <w:ilvl w:val="1"/>
+          <w:numId w:val="13"/>
+        </w:numPr>
+        <w:spacing w:before="100" w:beforeAutospacing="1" w:after="100" w:afterAutospacing="1" w:line="240" w:lineRule="auto"/>
+        <w:rPr>
+          <w:rFonts w:ascii="Times New Roman" w:eastAsia="Times New Roman" w:hAnsi="Times New Roman" w:cs="Times New Roman"/>
+          <w:color w:val="auto"/>
+          <w:szCs w:val="24"/>
+        </w:rPr>
+      </w:pPr>
+      <w:r>
+        <w:rPr>
+          <w:rFonts w:ascii="Times New Roman" w:eastAsia="Times New Roman" w:hAnsi="Times New Roman" w:cs="Times New Roman"/>
+          <w:b/>
+          <w:bCs/>
+          <w:color w:val="auto"/>
+          <w:szCs w:val="24"/>
+        </w:rPr>
+        <w:t>View Submissions</w:t>
+      </w:r>
+      <w:r>
+        <w:rPr>
+          <w:rFonts w:ascii="Times New Roman" w:eastAsia="Times New Roman" w:hAnsi="Times New Roman" w:cs="Times New Roman"/>
+          <w:color w:val="auto"/>
+          <w:szCs w:val="24"/>
+        </w:rPr>
+        <w:t>: Download and review files submitted by participants.</w:t>
+      </w:r>
+    </w:p>
+    <w:p>
+      <w:pPr>
+        <w:numPr>
+          <w:ilvl w:val="1"/>
+          <w:numId w:val="13"/>
+        </w:numPr>
+        <w:spacing w:before="100" w:beforeAutospacing="1" w:after="100" w:afterAutospacing="1" w:line="240" w:lineRule="auto"/>
+        <w:rPr>
+          <w:rFonts w:ascii="Times New Roman" w:eastAsia="Times New Roman" w:hAnsi="Times New Roman" w:cs="Times New Roman"/>
+          <w:color w:val="auto"/>
+          <w:szCs w:val="24"/>
+        </w:rPr>
+      </w:pPr>
+      <w:r>
+        <w:rPr>
+          <w:rFonts w:ascii="Times New Roman" w:eastAsia="Times New Roman" w:hAnsi="Times New Roman" w:cs="Times New Roman"/>
+          <w:b/>
+          <w:bCs/>
+          <w:color w:val="auto"/>
+          <w:szCs w:val="24"/>
+        </w:rPr>
+        <w:t>Provide Feedback</w:t>
+      </w:r>
+      <w:r>
+        <w:rPr>
+          <w:rFonts w:ascii="Times New Roman" w:eastAsia="Times New Roman" w:hAnsi="Times New Roman" w:cs="Times New Roman"/>
+          <w:color w:val="auto"/>
+          <w:szCs w:val="24"/>
+        </w:rPr>
+        <w:t>: Rate submissions (1-5 stars) and write detailed feedback comments for each student.</w:t>
       </w:r>
     </w:p>
     <w:p>
       <w:pPr>
         <w:numPr>
           <w:ilvl w:val="0"/>
-          <w:numId w:val="7"/>
+          <w:numId w:val="13"/>
         </w:numPr>
         <w:spacing w:before="100" w:beforeAutospacing="1" w:after="100" w:afterAutospacing="1" w:line="240" w:lineRule="auto"/>
         <w:rPr>
@@ -1002,82 +973,86 @@
           <w:color w:val="auto"/>
           <w:szCs w:val="24"/>
         </w:rPr>
-        <w:t>As a member</w:t>
-      </w:r>
-      <w:r>
-        <w:rPr>
-          <w:rFonts w:ascii="Times New Roman" w:eastAsia="Times New Roman" w:hAnsi="Times New Roman" w:cs="Times New Roman"/>
-          <w:color w:val="auto"/>
-          <w:szCs w:val="24"/>
-        </w:rPr>
-        <w:t xml:space="preserve">, I want to attach external quiz or activity links, </w:t>
-      </w:r>
-      <w:r>
-        <w:rPr>
-          <w:rFonts w:ascii="Times New Roman" w:eastAsia="Times New Roman" w:hAnsi="Times New Roman" w:cs="Times New Roman"/>
-          <w:b/>
-          <w:bCs/>
-          <w:color w:val="auto"/>
-          <w:szCs w:val="24"/>
-        </w:rPr>
-        <w:t>so that</w:t>
-      </w:r>
-      <w:r>
-        <w:rPr>
-          <w:rFonts w:ascii="Times New Roman" w:eastAsia="Times New Roman" w:hAnsi="Times New Roman" w:cs="Times New Roman"/>
-          <w:color w:val="auto"/>
-          <w:szCs w:val="24"/>
-        </w:rPr>
-        <w:t xml:space="preserve"> learning remains interactive without increasing system complexity.</w:t>
-      </w:r>
-    </w:p>
-    <w:p>
-      <w:pPr>
-        <w:pStyle w:val="Heading1"/>
-        <w:ind w:left="427"/>
-        <w:rPr>
-          <w:color w:val="4472C4" w:themeColor="accent1"/>
-        </w:rPr>
-      </w:pPr>
-      <w:r>
-        <w:rPr>
-          <w:color w:val="4472C4" w:themeColor="accent1"/>
-        </w:rPr>
-        <w:t xml:space="preserve"> </w:t>
-      </w:r>
-      <w:r>
-        <w:rPr>
-          <w:color w:val="4472C4" w:themeColor="accent1"/>
-        </w:rPr>
-        <w:t>3-</w:t>
-      </w:r>
-      <w:r>
-        <w:rPr>
-          <w:color w:val="4472C4" w:themeColor="accent1"/>
-        </w:rPr>
-        <w:t>Public User Stories</w:t>
-      </w:r>
-    </w:p>
-    <w:p>
-      <w:pPr>
-        <w:pStyle w:val="Heading2"/>
-        <w:ind w:left="427"/>
-        <w:rPr>
-          <w:color w:val="4472C4" w:themeColor="accent1"/>
-        </w:rPr>
-      </w:pPr>
-      <w:r>
-        <w:rPr>
-          <w:color w:val="4472C4" w:themeColor="accent1"/>
-        </w:rPr>
-        <w:t xml:space="preserve"> Discovery &amp; Branding</w:t>
+        <w:t>Manage Materials</w:t>
+      </w:r>
+      <w:r>
+        <w:rPr>
+          <w:rFonts w:ascii="Times New Roman" w:eastAsia="Times New Roman" w:hAnsi="Times New Roman" w:cs="Times New Roman"/>
+          <w:color w:val="auto"/>
+          <w:szCs w:val="24"/>
+        </w:rPr>
+        <w:t>:</w:t>
+      </w:r>
+    </w:p>
+    <w:p>
+      <w:pPr>
+        <w:numPr>
+          <w:ilvl w:val="1"/>
+          <w:numId w:val="13"/>
+        </w:numPr>
+        <w:spacing w:before="100" w:beforeAutospacing="1" w:after="100" w:afterAutospacing="1" w:line="240" w:lineRule="auto"/>
+        <w:rPr>
+          <w:rFonts w:ascii="Times New Roman" w:eastAsia="Times New Roman" w:hAnsi="Times New Roman" w:cs="Times New Roman"/>
+          <w:color w:val="auto"/>
+          <w:szCs w:val="24"/>
+        </w:rPr>
+      </w:pPr>
+      <w:r>
+        <w:rPr>
+          <w:rFonts w:ascii="Times New Roman" w:eastAsia="Times New Roman" w:hAnsi="Times New Roman" w:cs="Times New Roman"/>
+          <w:b/>
+          <w:bCs/>
+          <w:color w:val="auto"/>
+          <w:szCs w:val="24"/>
+        </w:rPr>
+        <w:t>Upload Materials</w:t>
+      </w:r>
+      <w:r>
+        <w:rPr>
+          <w:rFonts w:ascii="Times New Roman" w:eastAsia="Times New Roman" w:hAnsi="Times New Roman" w:cs="Times New Roman"/>
+          <w:color w:val="auto"/>
+          <w:szCs w:val="24"/>
+        </w:rPr>
+        <w:t>: Add educational resources (Technical/Soft Skills) as Files or URLs for students to access.</w:t>
+      </w:r>
+    </w:p>
+    <w:p>
+      <w:pPr>
+        <w:numPr>
+          <w:ilvl w:val="1"/>
+          <w:numId w:val="13"/>
+        </w:numPr>
+        <w:spacing w:before="100" w:beforeAutospacing="1" w:after="100" w:afterAutospacing="1" w:line="240" w:lineRule="auto"/>
+        <w:rPr>
+          <w:rFonts w:ascii="Times New Roman" w:eastAsia="Times New Roman" w:hAnsi="Times New Roman" w:cs="Times New Roman"/>
+          <w:color w:val="auto"/>
+          <w:szCs w:val="24"/>
+        </w:rPr>
+      </w:pPr>
+      <w:r>
+        <w:rPr>
+          <w:rFonts w:ascii="Times New Roman" w:eastAsia="Times New Roman" w:hAnsi="Times New Roman" w:cs="Times New Roman"/>
+          <w:b/>
+          <w:bCs/>
+          <w:color w:val="auto"/>
+          <w:szCs w:val="24"/>
+        </w:rPr>
+        <w:t>Delete Materials</w:t>
+      </w:r>
+      <w:r>
+        <w:rPr>
+          <w:rFonts w:ascii="Times New Roman" w:eastAsia="Times New Roman" w:hAnsi="Times New Roman" w:cs="Times New Roman"/>
+          <w:color w:val="auto"/>
+          <w:szCs w:val="24"/>
+        </w:rPr>
+        <w:t>: Remove outdated or incorrect materials.</w:t>
       </w:r>
     </w:p>
     <w:p>
       <w:pPr>
         <w:numPr>
           <w:ilvl w:val="0"/>
-          <w:numId w:val="8"/>
+          <w:numId w:val="13"/>
         </w:numPr>
         <w:spacing w:before="100" w:beforeAutospacing="1" w:after="100" w:afterAutospacing="1" w:line="240" w:lineRule="auto"/>
         <w:rPr>
@@ -1094,40 +1069,97 @@
           <w:color w:val="auto"/>
           <w:szCs w:val="24"/>
         </w:rPr>
-        <w:t>As a public user</w:t>
-      </w:r>
-      <w:r>
-        <w:rPr>
-          <w:rFonts w:ascii="Times New Roman" w:eastAsia="Times New Roman" w:hAnsi="Times New Roman" w:cs="Times New Roman"/>
-          <w:color w:val="auto"/>
-          <w:szCs w:val="24"/>
-        </w:rPr>
-        <w:t xml:space="preserve">, I want to explore SCCI workshops, </w:t>
-      </w:r>
-      <w:r>
-        <w:rPr>
-          <w:rFonts w:ascii="Times New Roman" w:eastAsia="Times New Roman" w:hAnsi="Times New Roman" w:cs="Times New Roman"/>
-          <w:b/>
-          <w:bCs/>
-          <w:color w:val="auto"/>
-          <w:szCs w:val="24"/>
-        </w:rPr>
-        <w:t>so that</w:t>
-      </w:r>
-      <w:r>
-        <w:rPr>
-          <w:rFonts w:ascii="Times New Roman" w:eastAsia="Times New Roman" w:hAnsi="Times New Roman" w:cs="Times New Roman"/>
-          <w:color w:val="auto"/>
-          <w:szCs w:val="24"/>
-        </w:rPr>
-        <w:t xml:space="preserve"> I understand the available learning tracks.</w:t>
+        <w:t>View Participants</w:t>
+      </w:r>
+      <w:r>
+        <w:rPr>
+          <w:rFonts w:ascii="Times New Roman" w:eastAsia="Times New Roman" w:hAnsi="Times New Roman" w:cs="Times New Roman"/>
+          <w:color w:val="auto"/>
+          <w:szCs w:val="24"/>
+        </w:rPr>
+        <w:t>: See a list of all participants assigned to my workshop.</w:t>
+      </w:r>
+    </w:p>
+    <w:p>
+      <w:pPr>
+        <w:spacing w:before="100" w:beforeAutospacing="1" w:after="100" w:afterAutospacing="1" w:line="240" w:lineRule="auto"/>
+        <w:ind w:left="720" w:firstLine="0"/>
+        <w:rPr>
+          <w:rFonts w:ascii="Times New Roman" w:eastAsia="Times New Roman" w:hAnsi="Times New Roman" w:cs="Times New Roman"/>
+          <w:color w:val="auto"/>
+          <w:szCs w:val="24"/>
+        </w:rPr>
+      </w:pPr>
+      <w:r>
+        <w:rPr>
+          <w:rFonts w:ascii="Times New Roman" w:eastAsia="Times New Roman" w:hAnsi="Times New Roman" w:cs="Times New Roman"/>
+          <w:color w:val="auto"/>
+          <w:szCs w:val="24"/>
+        </w:rPr>
+        <w:pict>
+          <v:rect id="_x0000_i1771" style="width:456pt;height:.75pt" o:hrpct="0" o:hralign="center" o:hrstd="t" o:hrnoshade="t" o:hr="t" fillcolor="#ccc" stroked="f"/>
+        </w:pict>
+      </w:r>
+    </w:p>
+    <w:p>
+      <w:pPr>
+        <w:spacing w:before="100" w:beforeAutospacing="1" w:after="100" w:afterAutospacing="1" w:line="240" w:lineRule="auto"/>
+        <w:ind w:left="720" w:firstLine="0"/>
+        <w:rPr>
+          <w:rFonts w:ascii="Times New Roman" w:eastAsia="Times New Roman" w:hAnsi="Times New Roman" w:cs="Times New Roman"/>
+          <w:b/>
+          <w:bCs/>
+          <w:color w:val="4472C4" w:themeColor="accent1"/>
+          <w:sz w:val="36"/>
+          <w:szCs w:val="36"/>
+        </w:rPr>
+      </w:pPr>
+      <w:r>
+        <w:rPr>
+          <w:rFonts w:ascii="Times New Roman" w:eastAsia="Times New Roman" w:hAnsi="Times New Roman" w:cs="Times New Roman"/>
+          <w:b/>
+          <w:bCs/>
+          <w:color w:val="4472C4" w:themeColor="accent1"/>
+          <w:sz w:val="36"/>
+          <w:szCs w:val="36"/>
+        </w:rPr>
+        <w:t>4. IT Committee Member</w:t>
+      </w:r>
+    </w:p>
+    <w:p>
+      <w:pPr>
+        <w:spacing w:before="100" w:beforeAutospacing="1" w:after="100" w:afterAutospacing="1" w:line="240" w:lineRule="auto"/>
+        <w:ind w:left="720" w:firstLine="0"/>
+        <w:rPr>
+          <w:rFonts w:ascii="Times New Roman" w:eastAsia="Times New Roman" w:hAnsi="Times New Roman" w:cs="Times New Roman"/>
+          <w:color w:val="auto"/>
+          <w:szCs w:val="24"/>
+        </w:rPr>
+      </w:pPr>
+      <w:r>
+        <w:rPr>
+          <w:rFonts w:ascii="Times New Roman" w:eastAsia="Times New Roman" w:hAnsi="Times New Roman" w:cs="Times New Roman"/>
+          <w:b/>
+          <w:bCs/>
+          <w:color w:val="auto"/>
+          <w:szCs w:val="24"/>
+        </w:rPr>
+        <w:t>As an IT Member</w:t>
+      </w:r>
+      <w:r>
+        <w:rPr>
+          <w:rFonts w:ascii="Times New Roman" w:eastAsia="Times New Roman" w:hAnsi="Times New Roman" w:cs="Times New Roman"/>
+          <w:color w:val="auto"/>
+          <w:szCs w:val="24"/>
+        </w:rPr>
+        <w:t>, I want to...</w:t>
       </w:r>
     </w:p>
     <w:p>
       <w:pPr>
         <w:numPr>
           <w:ilvl w:val="0"/>
-          <w:numId w:val="8"/>
+          <w:numId w:val="14"/>
         </w:numPr>
         <w:spacing w:before="100" w:beforeAutospacing="1" w:after="100" w:afterAutospacing="1" w:line="240" w:lineRule="auto"/>
         <w:rPr>
@@ -1144,40 +1176,22 @@
           <w:color w:val="auto"/>
           <w:szCs w:val="24"/>
         </w:rPr>
-        <w:t>As a public user</w:t>
-      </w:r>
-      <w:r>
-        <w:rPr>
-          <w:rFonts w:ascii="Times New Roman" w:eastAsia="Times New Roman" w:hAnsi="Times New Roman" w:cs="Times New Roman"/>
-          <w:color w:val="auto"/>
-          <w:szCs w:val="24"/>
-        </w:rPr>
-        <w:t xml:space="preserve">, I want to view workshop details (description, roadmap, members), </w:t>
-      </w:r>
-      <w:r>
-        <w:rPr>
-          <w:rFonts w:ascii="Times New Roman" w:eastAsia="Times New Roman" w:hAnsi="Times New Roman" w:cs="Times New Roman"/>
-          <w:b/>
-          <w:bCs/>
-          <w:color w:val="auto"/>
-          <w:szCs w:val="24"/>
-        </w:rPr>
-        <w:t>so that</w:t>
-      </w:r>
-      <w:r>
-        <w:rPr>
-          <w:rFonts w:ascii="Times New Roman" w:eastAsia="Times New Roman" w:hAnsi="Times New Roman" w:cs="Times New Roman"/>
-          <w:color w:val="auto"/>
-          <w:szCs w:val="24"/>
-        </w:rPr>
-        <w:t xml:space="preserve"> I can make an informed decision before registering.</w:t>
+        <w:t>Access IT Panel</w:t>
+      </w:r>
+      <w:r>
+        <w:rPr>
+          <w:rFonts w:ascii="Times New Roman" w:eastAsia="Times New Roman" w:hAnsi="Times New Roman" w:cs="Times New Roman"/>
+          <w:color w:val="auto"/>
+          <w:szCs w:val="24"/>
+        </w:rPr>
+        <w:t>: Enter a specialized dashboard for technical operations.</w:t>
       </w:r>
     </w:p>
     <w:p>
       <w:pPr>
         <w:numPr>
           <w:ilvl w:val="0"/>
-          <w:numId w:val="8"/>
+          <w:numId w:val="14"/>
         </w:numPr>
         <w:spacing w:before="100" w:beforeAutospacing="1" w:after="100" w:afterAutospacing="1" w:line="240" w:lineRule="auto"/>
         <w:rPr>
@@ -1194,40 +1208,118 @@
           <w:color w:val="auto"/>
           <w:szCs w:val="24"/>
         </w:rPr>
-        <w:t>As a public user</w:t>
-      </w:r>
-      <w:r>
-        <w:rPr>
-          <w:rFonts w:ascii="Times New Roman" w:eastAsia="Times New Roman" w:hAnsi="Times New Roman" w:cs="Times New Roman"/>
-          <w:color w:val="auto"/>
-          <w:szCs w:val="24"/>
-        </w:rPr>
-        <w:t xml:space="preserve">, I want to view the SCCI crew and organizational structure, </w:t>
-      </w:r>
-      <w:r>
-        <w:rPr>
-          <w:rFonts w:ascii="Times New Roman" w:eastAsia="Times New Roman" w:hAnsi="Times New Roman" w:cs="Times New Roman"/>
-          <w:b/>
-          <w:bCs/>
-          <w:color w:val="auto"/>
-          <w:szCs w:val="24"/>
-        </w:rPr>
-        <w:t>so that</w:t>
-      </w:r>
-      <w:r>
-        <w:rPr>
-          <w:rFonts w:ascii="Times New Roman" w:eastAsia="Times New Roman" w:hAnsi="Times New Roman" w:cs="Times New Roman"/>
-          <w:color w:val="auto"/>
-          <w:szCs w:val="24"/>
-        </w:rPr>
-        <w:t xml:space="preserve"> I trust the professionalism of the activity.</w:t>
+        <w:t>Manage Registrations</w:t>
+      </w:r>
+      <w:r>
+        <w:rPr>
+          <w:rFonts w:ascii="Times New Roman" w:eastAsia="Times New Roman" w:hAnsi="Times New Roman" w:cs="Times New Roman"/>
+          <w:color w:val="auto"/>
+          <w:szCs w:val="24"/>
+        </w:rPr>
+        <w:t>:</w:t>
+      </w:r>
+    </w:p>
+    <w:p>
+      <w:pPr>
+        <w:numPr>
+          <w:ilvl w:val="1"/>
+          <w:numId w:val="14"/>
+        </w:numPr>
+        <w:spacing w:before="100" w:beforeAutospacing="1" w:after="100" w:afterAutospacing="1" w:line="240" w:lineRule="auto"/>
+        <w:rPr>
+          <w:rFonts w:ascii="Times New Roman" w:eastAsia="Times New Roman" w:hAnsi="Times New Roman" w:cs="Times New Roman"/>
+          <w:color w:val="auto"/>
+          <w:szCs w:val="24"/>
+        </w:rPr>
+      </w:pPr>
+      <w:r>
+        <w:rPr>
+          <w:rFonts w:ascii="Times New Roman" w:eastAsia="Times New Roman" w:hAnsi="Times New Roman" w:cs="Times New Roman"/>
+          <w:b/>
+          <w:bCs/>
+          <w:color w:val="auto"/>
+          <w:szCs w:val="24"/>
+        </w:rPr>
+        <w:t>View Pending Users</w:t>
+      </w:r>
+      <w:r>
+        <w:rPr>
+          <w:rFonts w:ascii="Times New Roman" w:eastAsia="Times New Roman" w:hAnsi="Times New Roman" w:cs="Times New Roman"/>
+          <w:color w:val="auto"/>
+          <w:szCs w:val="24"/>
+        </w:rPr>
+        <w:t>: See a list of new registrants who are waiting for approval (Status 0).</w:t>
+      </w:r>
+    </w:p>
+    <w:p>
+      <w:pPr>
+        <w:numPr>
+          <w:ilvl w:val="1"/>
+          <w:numId w:val="14"/>
+        </w:numPr>
+        <w:spacing w:before="100" w:beforeAutospacing="1" w:after="100" w:afterAutospacing="1" w:line="240" w:lineRule="auto"/>
+        <w:rPr>
+          <w:rFonts w:ascii="Times New Roman" w:eastAsia="Times New Roman" w:hAnsi="Times New Roman" w:cs="Times New Roman"/>
+          <w:color w:val="auto"/>
+          <w:szCs w:val="24"/>
+        </w:rPr>
+      </w:pPr>
+      <w:r>
+        <w:rPr>
+          <w:rFonts w:ascii="Times New Roman" w:eastAsia="Times New Roman" w:hAnsi="Times New Roman" w:cs="Times New Roman"/>
+          <w:b/>
+          <w:bCs/>
+          <w:color w:val="auto"/>
+          <w:szCs w:val="24"/>
+        </w:rPr>
+        <w:t>Accept Users</w:t>
+      </w:r>
+      <w:r>
+        <w:rPr>
+          <w:rFonts w:ascii="Times New Roman" w:eastAsia="Times New Roman" w:hAnsi="Times New Roman" w:cs="Times New Roman"/>
+          <w:color w:val="auto"/>
+          <w:szCs w:val="24"/>
+        </w:rPr>
+        <w:t>: Activate pending accounts so they can log in and access the platform.</w:t>
+      </w:r>
+    </w:p>
+    <w:p>
+      <w:pPr>
+        <w:numPr>
+          <w:ilvl w:val="1"/>
+          <w:numId w:val="14"/>
+        </w:numPr>
+        <w:spacing w:before="100" w:beforeAutospacing="1" w:after="100" w:afterAutospacing="1" w:line="240" w:lineRule="auto"/>
+        <w:rPr>
+          <w:rFonts w:ascii="Times New Roman" w:eastAsia="Times New Roman" w:hAnsi="Times New Roman" w:cs="Times New Roman"/>
+          <w:color w:val="auto"/>
+          <w:szCs w:val="24"/>
+        </w:rPr>
+      </w:pPr>
+      <w:r>
+        <w:rPr>
+          <w:rFonts w:ascii="Times New Roman" w:eastAsia="Times New Roman" w:hAnsi="Times New Roman" w:cs="Times New Roman"/>
+          <w:b/>
+          <w:bCs/>
+          <w:color w:val="auto"/>
+          <w:szCs w:val="24"/>
+        </w:rPr>
+        <w:t>Delete Users</w:t>
+      </w:r>
+      <w:r>
+        <w:rPr>
+          <w:rFonts w:ascii="Times New Roman" w:eastAsia="Times New Roman" w:hAnsi="Times New Roman" w:cs="Times New Roman"/>
+          <w:color w:val="auto"/>
+          <w:szCs w:val="24"/>
+        </w:rPr>
+        <w:t>: Remove spam or rejected registrations from the system.</w:t>
       </w:r>
     </w:p>
     <w:p>
       <w:pPr>
         <w:numPr>
           <w:ilvl w:val="0"/>
-          <w:numId w:val="8"/>
+          <w:numId w:val="14"/>
         </w:numPr>
         <w:spacing w:before="100" w:beforeAutospacing="1" w:after="100" w:afterAutospacing="1" w:line="240" w:lineRule="auto"/>
         <w:rPr>
@@ -1244,55 +1336,161 @@
           <w:color w:val="auto"/>
           <w:szCs w:val="24"/>
         </w:rPr>
-        <w:t>As a public user</w:t>
-      </w:r>
-      <w:r>
-        <w:rPr>
-          <w:rFonts w:ascii="Times New Roman" w:eastAsia="Times New Roman" w:hAnsi="Times New Roman" w:cs="Times New Roman"/>
-          <w:color w:val="auto"/>
-          <w:szCs w:val="24"/>
-        </w:rPr>
-        <w:t xml:space="preserve">, I want to view the gallery of past events and activities, </w:t>
-      </w:r>
-      <w:r>
-        <w:rPr>
-          <w:rFonts w:ascii="Times New Roman" w:eastAsia="Times New Roman" w:hAnsi="Times New Roman" w:cs="Times New Roman"/>
-          <w:b/>
-          <w:bCs/>
-          <w:color w:val="auto"/>
-          <w:szCs w:val="24"/>
-        </w:rPr>
-        <w:t>so that</w:t>
-      </w:r>
-      <w:r>
-        <w:rPr>
-          <w:rFonts w:ascii="Times New Roman" w:eastAsia="Times New Roman" w:hAnsi="Times New Roman" w:cs="Times New Roman"/>
-          <w:color w:val="auto"/>
-          <w:szCs w:val="24"/>
-        </w:rPr>
-        <w:t xml:space="preserve"> I get a sense of the SCCI community.</w:t>
-      </w:r>
-    </w:p>
-    <w:p>
-      <w:pPr>
-        <w:pStyle w:val="Heading2"/>
-        <w:ind w:left="427"/>
-        <w:rPr>
+        <w:t>Filter &amp; Search</w:t>
+      </w:r>
+      <w:r>
+        <w:rPr>
+          <w:rFonts w:ascii="Times New Roman" w:eastAsia="Times New Roman" w:hAnsi="Times New Roman" w:cs="Times New Roman"/>
+          <w:color w:val="auto"/>
+          <w:szCs w:val="24"/>
+        </w:rPr>
+        <w:t>:</w:t>
+      </w:r>
+    </w:p>
+    <w:p>
+      <w:pPr>
+        <w:numPr>
+          <w:ilvl w:val="1"/>
+          <w:numId w:val="14"/>
+        </w:numPr>
+        <w:spacing w:before="100" w:beforeAutospacing="1" w:after="100" w:afterAutospacing="1" w:line="240" w:lineRule="auto"/>
+        <w:rPr>
+          <w:rFonts w:ascii="Times New Roman" w:eastAsia="Times New Roman" w:hAnsi="Times New Roman" w:cs="Times New Roman"/>
+          <w:color w:val="auto"/>
+          <w:szCs w:val="24"/>
+        </w:rPr>
+      </w:pPr>
+      <w:r>
+        <w:rPr>
+          <w:rFonts w:ascii="Times New Roman" w:eastAsia="Times New Roman" w:hAnsi="Times New Roman" w:cs="Times New Roman"/>
+          <w:b/>
+          <w:bCs/>
+          <w:color w:val="auto"/>
+          <w:szCs w:val="24"/>
+        </w:rPr>
+        <w:t>Filter by Workshop</w:t>
+      </w:r>
+      <w:r>
+        <w:rPr>
+          <w:rFonts w:ascii="Times New Roman" w:eastAsia="Times New Roman" w:hAnsi="Times New Roman" w:cs="Times New Roman"/>
+          <w:color w:val="auto"/>
+          <w:szCs w:val="24"/>
+        </w:rPr>
+        <w:t>: View pending requests specific to certain workshops.</w:t>
+      </w:r>
+    </w:p>
+    <w:p>
+      <w:pPr>
+        <w:numPr>
+          <w:ilvl w:val="1"/>
+          <w:numId w:val="14"/>
+        </w:numPr>
+        <w:spacing w:before="100" w:beforeAutospacing="1" w:after="100" w:afterAutospacing="1" w:line="240" w:lineRule="auto"/>
+        <w:rPr>
+          <w:rFonts w:ascii="Times New Roman" w:eastAsia="Times New Roman" w:hAnsi="Times New Roman" w:cs="Times New Roman"/>
+          <w:color w:val="auto"/>
+          <w:szCs w:val="24"/>
+        </w:rPr>
+      </w:pPr>
+      <w:r>
+        <w:rPr>
+          <w:rFonts w:ascii="Times New Roman" w:eastAsia="Times New Roman" w:hAnsi="Times New Roman" w:cs="Times New Roman"/>
+          <w:b/>
+          <w:bCs/>
+          <w:color w:val="auto"/>
+          <w:szCs w:val="24"/>
+        </w:rPr>
+        <w:t>Search</w:t>
+      </w:r>
+      <w:r>
+        <w:rPr>
+          <w:rFonts w:ascii="Times New Roman" w:eastAsia="Times New Roman" w:hAnsi="Times New Roman" w:cs="Times New Roman"/>
+          <w:color w:val="auto"/>
+          <w:szCs w:val="24"/>
+        </w:rPr>
+        <w:t>: Find specific users by Name, Email, or Phone.</w:t>
+      </w:r>
+    </w:p>
+    <w:p>
+      <w:pPr>
+        <w:spacing w:before="100" w:beforeAutospacing="1" w:after="100" w:afterAutospacing="1" w:line="240" w:lineRule="auto"/>
+        <w:ind w:left="720" w:firstLine="0"/>
+        <w:rPr>
+          <w:rFonts w:ascii="Times New Roman" w:eastAsia="Times New Roman" w:hAnsi="Times New Roman" w:cs="Times New Roman"/>
+          <w:color w:val="auto"/>
+          <w:szCs w:val="24"/>
+        </w:rPr>
+      </w:pPr>
+      <w:r>
+        <w:rPr>
+          <w:rFonts w:ascii="Times New Roman" w:eastAsia="Times New Roman" w:hAnsi="Times New Roman" w:cs="Times New Roman"/>
+          <w:color w:val="auto"/>
+          <w:szCs w:val="24"/>
+        </w:rPr>
+        <w:pict>
+          <v:rect id="_x0000_i1772" style="width:456pt;height:.75pt" o:hrpct="0" o:hralign="center" o:hrstd="t" o:hrnoshade="t" o:hr="t" fillcolor="#ccc" stroked="f"/>
+        </w:pict>
+      </w:r>
+    </w:p>
+    <w:p>
+      <w:pPr>
+        <w:spacing w:before="100" w:beforeAutospacing="1" w:after="100" w:afterAutospacing="1" w:line="240" w:lineRule="auto"/>
+        <w:ind w:left="720" w:firstLine="0"/>
+        <w:rPr>
+          <w:rFonts w:ascii="Times New Roman" w:eastAsia="Times New Roman" w:hAnsi="Times New Roman" w:cs="Times New Roman"/>
+          <w:b/>
+          <w:bCs/>
           <w:color w:val="4472C4" w:themeColor="accent1"/>
-        </w:rPr>
-      </w:pPr>
-      <w:r>
-        <w:rPr>
+          <w:sz w:val="36"/>
+          <w:szCs w:val="36"/>
+        </w:rPr>
+      </w:pPr>
+      <w:r>
+        <w:rPr>
+          <w:rFonts w:ascii="Times New Roman" w:eastAsia="Times New Roman" w:hAnsi="Times New Roman" w:cs="Times New Roman"/>
+          <w:b/>
+          <w:bCs/>
           <w:color w:val="4472C4" w:themeColor="accent1"/>
-        </w:rPr>
-        <w:t xml:space="preserve"> External Relations</w:t>
+          <w:sz w:val="36"/>
+          <w:szCs w:val="36"/>
+        </w:rPr>
+        <w:t>5. Head / Admin</w:t>
+      </w:r>
+    </w:p>
+    <w:p>
+      <w:pPr>
+        <w:spacing w:before="100" w:beforeAutospacing="1" w:after="100" w:afterAutospacing="1" w:line="240" w:lineRule="auto"/>
+        <w:ind w:left="720" w:firstLine="0"/>
+        <w:rPr>
+          <w:rFonts w:ascii="Times New Roman" w:eastAsia="Times New Roman" w:hAnsi="Times New Roman" w:cs="Times New Roman"/>
+          <w:color w:val="auto"/>
+          <w:szCs w:val="24"/>
+        </w:rPr>
+      </w:pPr>
+      <w:r>
+        <w:rPr>
+          <w:rFonts w:ascii="Times New Roman" w:eastAsia="Times New Roman" w:hAnsi="Times New Roman" w:cs="Times New Roman"/>
+          <w:b/>
+          <w:bCs/>
+          <w:color w:val="auto"/>
+          <w:szCs w:val="24"/>
+        </w:rPr>
+        <w:t>As a Head/Manager</w:t>
+      </w:r>
+      <w:r>
+        <w:rPr>
+          <w:rFonts w:ascii="Times New Roman" w:eastAsia="Times New Roman" w:hAnsi="Times New Roman" w:cs="Times New Roman"/>
+          <w:color w:val="auto"/>
+          <w:szCs w:val="24"/>
+        </w:rPr>
+        <w:t>, I want to...</w:t>
       </w:r>
     </w:p>
     <w:p>
       <w:pPr>
         <w:numPr>
           <w:ilvl w:val="0"/>
-          <w:numId w:val="9"/>
+          <w:numId w:val="15"/>
         </w:numPr>
         <w:spacing w:before="100" w:beforeAutospacing="1" w:after="100" w:afterAutospacing="1" w:line="240" w:lineRule="auto"/>
         <w:rPr>
@@ -1309,40 +1507,22 @@
           <w:color w:val="auto"/>
           <w:szCs w:val="24"/>
         </w:rPr>
-        <w:t>As a public user</w:t>
-      </w:r>
-      <w:r>
-        <w:rPr>
-          <w:rFonts w:ascii="Times New Roman" w:eastAsia="Times New Roman" w:hAnsi="Times New Roman" w:cs="Times New Roman"/>
-          <w:color w:val="auto"/>
-          <w:szCs w:val="24"/>
-        </w:rPr>
-        <w:t xml:space="preserve">, I want to view sponsors and partners of SCCI, </w:t>
-      </w:r>
-      <w:r>
-        <w:rPr>
-          <w:rFonts w:ascii="Times New Roman" w:eastAsia="Times New Roman" w:hAnsi="Times New Roman" w:cs="Times New Roman"/>
-          <w:b/>
-          <w:bCs/>
-          <w:color w:val="auto"/>
-          <w:szCs w:val="24"/>
-        </w:rPr>
-        <w:t>so that</w:t>
-      </w:r>
-      <w:r>
-        <w:rPr>
-          <w:rFonts w:ascii="Times New Roman" w:eastAsia="Times New Roman" w:hAnsi="Times New Roman" w:cs="Times New Roman"/>
-          <w:color w:val="auto"/>
-          <w:szCs w:val="24"/>
-        </w:rPr>
-        <w:t xml:space="preserve"> the organization appears credible and well-supported.</w:t>
+        <w:t>Access Head Panel</w:t>
+      </w:r>
+      <w:r>
+        <w:rPr>
+          <w:rFonts w:ascii="Times New Roman" w:eastAsia="Times New Roman" w:hAnsi="Times New Roman" w:cs="Times New Roman"/>
+          <w:color w:val="auto"/>
+          <w:szCs w:val="24"/>
+        </w:rPr>
+        <w:t>: Enter a high-level dashboard for management.</w:t>
       </w:r>
     </w:p>
     <w:p>
       <w:pPr>
         <w:numPr>
           <w:ilvl w:val="0"/>
-          <w:numId w:val="9"/>
+          <w:numId w:val="15"/>
         </w:numPr>
         <w:spacing w:before="100" w:beforeAutospacing="1" w:after="100" w:afterAutospacing="1" w:line="240" w:lineRule="auto"/>
         <w:rPr>
@@ -1359,69 +1539,86 @@
           <w:color w:val="auto"/>
           <w:szCs w:val="24"/>
         </w:rPr>
-        <w:t>As a public user</w:t>
-      </w:r>
-      <w:r>
-        <w:rPr>
-          <w:rFonts w:ascii="Times New Roman" w:eastAsia="Times New Roman" w:hAnsi="Times New Roman" w:cs="Times New Roman"/>
-          <w:color w:val="auto"/>
-          <w:szCs w:val="24"/>
-        </w:rPr>
-        <w:t xml:space="preserve">, I want to contact SCCI through official channels, </w:t>
-      </w:r>
-      <w:r>
-        <w:rPr>
-          <w:rFonts w:ascii="Times New Roman" w:eastAsia="Times New Roman" w:hAnsi="Times New Roman" w:cs="Times New Roman"/>
-          <w:b/>
-          <w:bCs/>
-          <w:color w:val="auto"/>
-          <w:szCs w:val="24"/>
-        </w:rPr>
-        <w:t>so that</w:t>
-      </w:r>
-      <w:r>
-        <w:rPr>
-          <w:rFonts w:ascii="Times New Roman" w:eastAsia="Times New Roman" w:hAnsi="Times New Roman" w:cs="Times New Roman"/>
-          <w:color w:val="auto"/>
-          <w:szCs w:val="24"/>
-        </w:rPr>
-        <w:t xml:space="preserve"> communication remains clear and professional.</w:t>
-      </w:r>
-    </w:p>
-    <w:p>
-      <w:pPr>
-        <w:pStyle w:val="Heading1"/>
-        <w:ind w:left="427"/>
-        <w:rPr>
-          <w:color w:val="4472C4" w:themeColor="accent1"/>
-        </w:rPr>
-      </w:pPr>
-      <w:r>
-        <w:rPr>
-          <w:color w:val="4472C4" w:themeColor="accent1"/>
-        </w:rPr>
-        <w:t xml:space="preserve"> </w:t>
-      </w:r>
-      <w:r>
-        <w:rPr>
-          <w:color w:val="4472C4" w:themeColor="accent1"/>
-        </w:rPr>
-        <w:t>4-</w:t>
-      </w:r>
-      <w:r>
-        <w:rPr>
-          <w:color w:val="4472C4" w:themeColor="accent1"/>
-        </w:rPr>
-        <w:t>System-Level User Stories</w:t>
-      </w:r>
-      <w:bookmarkStart w:id="0" w:name="_GoBack"/>
-      <w:bookmarkEnd w:id="0"/>
+        <w:t>Manage Active Users</w:t>
+      </w:r>
+      <w:r>
+        <w:rPr>
+          <w:rFonts w:ascii="Times New Roman" w:eastAsia="Times New Roman" w:hAnsi="Times New Roman" w:cs="Times New Roman"/>
+          <w:color w:val="auto"/>
+          <w:szCs w:val="24"/>
+        </w:rPr>
+        <w:t>:</w:t>
+      </w:r>
+    </w:p>
+    <w:p>
+      <w:pPr>
+        <w:numPr>
+          <w:ilvl w:val="1"/>
+          <w:numId w:val="15"/>
+        </w:numPr>
+        <w:spacing w:before="100" w:beforeAutospacing="1" w:after="100" w:afterAutospacing="1" w:line="240" w:lineRule="auto"/>
+        <w:rPr>
+          <w:rFonts w:ascii="Times New Roman" w:eastAsia="Times New Roman" w:hAnsi="Times New Roman" w:cs="Times New Roman"/>
+          <w:color w:val="auto"/>
+          <w:szCs w:val="24"/>
+        </w:rPr>
+      </w:pPr>
+      <w:r>
+        <w:rPr>
+          <w:rFonts w:ascii="Times New Roman" w:eastAsia="Times New Roman" w:hAnsi="Times New Roman" w:cs="Times New Roman"/>
+          <w:b/>
+          <w:bCs/>
+          <w:color w:val="auto"/>
+          <w:szCs w:val="24"/>
+        </w:rPr>
+        <w:t>View Participants</w:t>
+      </w:r>
+      <w:r>
+        <w:rPr>
+          <w:rFonts w:ascii="Times New Roman" w:eastAsia="Times New Roman" w:hAnsi="Times New Roman" w:cs="Times New Roman"/>
+          <w:color w:val="auto"/>
+          <w:szCs w:val="24"/>
+        </w:rPr>
+        <w:t>: See a complete list of active participants across all workshops.</w:t>
+      </w:r>
+    </w:p>
+    <w:p>
+      <w:pPr>
+        <w:numPr>
+          <w:ilvl w:val="1"/>
+          <w:numId w:val="15"/>
+        </w:numPr>
+        <w:spacing w:before="100" w:beforeAutospacing="1" w:after="100" w:afterAutospacing="1" w:line="240" w:lineRule="auto"/>
+        <w:rPr>
+          <w:rFonts w:ascii="Times New Roman" w:eastAsia="Times New Roman" w:hAnsi="Times New Roman" w:cs="Times New Roman"/>
+          <w:color w:val="auto"/>
+          <w:szCs w:val="24"/>
+        </w:rPr>
+      </w:pPr>
+      <w:r>
+        <w:rPr>
+          <w:rFonts w:ascii="Times New Roman" w:eastAsia="Times New Roman" w:hAnsi="Times New Roman" w:cs="Times New Roman"/>
+          <w:b/>
+          <w:bCs/>
+          <w:color w:val="auto"/>
+          <w:szCs w:val="24"/>
+        </w:rPr>
+        <w:t>View Members</w:t>
+      </w:r>
+      <w:r>
+        <w:rPr>
+          <w:rFonts w:ascii="Times New Roman" w:eastAsia="Times New Roman" w:hAnsi="Times New Roman" w:cs="Times New Roman"/>
+          <w:color w:val="auto"/>
+          <w:szCs w:val="24"/>
+        </w:rPr>
+        <w:t>: See a list of crew members and their committee assignments.</w:t>
+      </w:r>
     </w:p>
     <w:p>
       <w:pPr>
         <w:numPr>
           <w:ilvl w:val="0"/>
-          <w:numId w:val="10"/>
+          <w:numId w:val="15"/>
         </w:numPr>
         <w:spacing w:before="100" w:beforeAutospacing="1" w:after="100" w:afterAutospacing="1" w:line="240" w:lineRule="auto"/>
         <w:rPr>
@@ -1438,40 +1635,86 @@
           <w:color w:val="auto"/>
           <w:szCs w:val="24"/>
         </w:rPr>
-        <w:t>As a system</w:t>
-      </w:r>
-      <w:r>
-        <w:rPr>
-          <w:rFonts w:ascii="Times New Roman" w:eastAsia="Times New Roman" w:hAnsi="Times New Roman" w:cs="Times New Roman"/>
-          <w:color w:val="auto"/>
-          <w:szCs w:val="24"/>
-        </w:rPr>
-        <w:t xml:space="preserve">, I want to apply role-based access control, </w:t>
-      </w:r>
-      <w:r>
-        <w:rPr>
-          <w:rFonts w:ascii="Times New Roman" w:eastAsia="Times New Roman" w:hAnsi="Times New Roman" w:cs="Times New Roman"/>
-          <w:b/>
-          <w:bCs/>
-          <w:color w:val="auto"/>
-          <w:szCs w:val="24"/>
-        </w:rPr>
-        <w:t>so that</w:t>
-      </w:r>
-      <w:r>
-        <w:rPr>
-          <w:rFonts w:ascii="Times New Roman" w:eastAsia="Times New Roman" w:hAnsi="Times New Roman" w:cs="Times New Roman"/>
-          <w:color w:val="auto"/>
-          <w:szCs w:val="24"/>
-        </w:rPr>
-        <w:t xml:space="preserve"> users can access only permitted pages and data.</w:t>
+        <w:t>Moderation</w:t>
+      </w:r>
+      <w:r>
+        <w:rPr>
+          <w:rFonts w:ascii="Times New Roman" w:eastAsia="Times New Roman" w:hAnsi="Times New Roman" w:cs="Times New Roman"/>
+          <w:color w:val="auto"/>
+          <w:szCs w:val="24"/>
+        </w:rPr>
+        <w:t>:</w:t>
+      </w:r>
+    </w:p>
+    <w:p>
+      <w:pPr>
+        <w:numPr>
+          <w:ilvl w:val="1"/>
+          <w:numId w:val="15"/>
+        </w:numPr>
+        <w:spacing w:before="100" w:beforeAutospacing="1" w:after="100" w:afterAutospacing="1" w:line="240" w:lineRule="auto"/>
+        <w:rPr>
+          <w:rFonts w:ascii="Times New Roman" w:eastAsia="Times New Roman" w:hAnsi="Times New Roman" w:cs="Times New Roman"/>
+          <w:color w:val="auto"/>
+          <w:szCs w:val="24"/>
+        </w:rPr>
+      </w:pPr>
+      <w:r>
+        <w:rPr>
+          <w:rFonts w:ascii="Times New Roman" w:eastAsia="Times New Roman" w:hAnsi="Times New Roman" w:cs="Times New Roman"/>
+          <w:b/>
+          <w:bCs/>
+          <w:color w:val="auto"/>
+          <w:szCs w:val="24"/>
+        </w:rPr>
+        <w:t>Block Users</w:t>
+      </w:r>
+      <w:r>
+        <w:rPr>
+          <w:rFonts w:ascii="Times New Roman" w:eastAsia="Times New Roman" w:hAnsi="Times New Roman" w:cs="Times New Roman"/>
+          <w:color w:val="auto"/>
+          <w:szCs w:val="24"/>
+        </w:rPr>
+        <w:t>: Deactivate or block specific participants or members if they violate rules.</w:t>
+      </w:r>
+    </w:p>
+    <w:p>
+      <w:pPr>
+        <w:numPr>
+          <w:ilvl w:val="1"/>
+          <w:numId w:val="15"/>
+        </w:numPr>
+        <w:spacing w:before="100" w:beforeAutospacing="1" w:after="100" w:afterAutospacing="1" w:line="240" w:lineRule="auto"/>
+        <w:rPr>
+          <w:rFonts w:ascii="Times New Roman" w:eastAsia="Times New Roman" w:hAnsi="Times New Roman" w:cs="Times New Roman"/>
+          <w:color w:val="auto"/>
+          <w:szCs w:val="24"/>
+        </w:rPr>
+      </w:pPr>
+      <w:r>
+        <w:rPr>
+          <w:rFonts w:ascii="Times New Roman" w:eastAsia="Times New Roman" w:hAnsi="Times New Roman" w:cs="Times New Roman"/>
+          <w:b/>
+          <w:bCs/>
+          <w:color w:val="auto"/>
+          <w:szCs w:val="24"/>
+        </w:rPr>
+        <w:t>Delete Users</w:t>
+      </w:r>
+      <w:r>
+        <w:rPr>
+          <w:rFonts w:ascii="Times New Roman" w:eastAsia="Times New Roman" w:hAnsi="Times New Roman" w:cs="Times New Roman"/>
+          <w:color w:val="auto"/>
+          <w:szCs w:val="24"/>
+        </w:rPr>
+        <w:t>: Permanently remove users from the system.</w:t>
       </w:r>
     </w:p>
     <w:p>
       <w:pPr>
         <w:numPr>
           <w:ilvl w:val="0"/>
-          <w:numId w:val="10"/>
+          <w:numId w:val="15"/>
         </w:numPr>
         <w:spacing w:before="100" w:beforeAutospacing="1" w:after="100" w:afterAutospacing="1" w:line="240" w:lineRule="auto"/>
         <w:rPr>
@@ -1488,40 +1731,22 @@
           <w:color w:val="auto"/>
           <w:szCs w:val="24"/>
         </w:rPr>
-        <w:t>As a system</w:t>
-      </w:r>
-      <w:r>
-        <w:rPr>
-          <w:rFonts w:ascii="Times New Roman" w:eastAsia="Times New Roman" w:hAnsi="Times New Roman" w:cs="Times New Roman"/>
-          <w:color w:val="auto"/>
-          <w:szCs w:val="24"/>
-        </w:rPr>
-        <w:t xml:space="preserve">, I want to use a unified dynamic profile system for all roles, </w:t>
-      </w:r>
-      <w:r>
-        <w:rPr>
-          <w:rFonts w:ascii="Times New Roman" w:eastAsia="Times New Roman" w:hAnsi="Times New Roman" w:cs="Times New Roman"/>
-          <w:b/>
-          <w:bCs/>
-          <w:color w:val="auto"/>
-          <w:szCs w:val="24"/>
-        </w:rPr>
-        <w:t>so that</w:t>
-      </w:r>
-      <w:r>
-        <w:rPr>
-          <w:rFonts w:ascii="Times New Roman" w:eastAsia="Times New Roman" w:hAnsi="Times New Roman" w:cs="Times New Roman"/>
-          <w:color w:val="auto"/>
-          <w:szCs w:val="24"/>
-        </w:rPr>
-        <w:t xml:space="preserve"> maintenance and scalability are easier.</w:t>
+        <w:t>Advanced Filtering</w:t>
+      </w:r>
+      <w:r>
+        <w:rPr>
+          <w:rFonts w:ascii="Times New Roman" w:eastAsia="Times New Roman" w:hAnsi="Times New Roman" w:cs="Times New Roman"/>
+          <w:color w:val="auto"/>
+          <w:szCs w:val="24"/>
+        </w:rPr>
+        <w:t>:</w:t>
       </w:r>
     </w:p>
     <w:p>
       <w:pPr>
         <w:numPr>
-          <w:ilvl w:val="0"/>
-          <w:numId w:val="10"/>
+          <w:ilvl w:val="1"/>
+          <w:numId w:val="15"/>
         </w:numPr>
         <w:spacing w:before="100" w:beforeAutospacing="1" w:after="100" w:afterAutospacing="1" w:line="240" w:lineRule="auto"/>
         <w:rPr>
@@ -1538,40 +1763,22 @@
           <w:color w:val="auto"/>
           <w:szCs w:val="24"/>
         </w:rPr>
-        <w:t>As a system</w:t>
-      </w:r>
-      <w:r>
-        <w:rPr>
-          <w:rFonts w:ascii="Times New Roman" w:eastAsia="Times New Roman" w:hAnsi="Times New Roman" w:cs="Times New Roman"/>
-          <w:color w:val="auto"/>
-          <w:szCs w:val="24"/>
-        </w:rPr>
-        <w:t xml:space="preserve">, I want to ensure that all dashboards and management pages are lightweight and fast, </w:t>
-      </w:r>
-      <w:r>
-        <w:rPr>
-          <w:rFonts w:ascii="Times New Roman" w:eastAsia="Times New Roman" w:hAnsi="Times New Roman" w:cs="Times New Roman"/>
-          <w:b/>
-          <w:bCs/>
-          <w:color w:val="auto"/>
-          <w:szCs w:val="24"/>
-        </w:rPr>
-        <w:t>so that</w:t>
-      </w:r>
-      <w:r>
-        <w:rPr>
-          <w:rFonts w:ascii="Times New Roman" w:eastAsia="Times New Roman" w:hAnsi="Times New Roman" w:cs="Times New Roman"/>
-          <w:color w:val="auto"/>
-          <w:szCs w:val="24"/>
-        </w:rPr>
-        <w:t xml:space="preserve"> performance remains stable.</w:t>
+        <w:t>Filter by Committee</w:t>
+      </w:r>
+      <w:r>
+        <w:rPr>
+          <w:rFonts w:ascii="Times New Roman" w:eastAsia="Times New Roman" w:hAnsi="Times New Roman" w:cs="Times New Roman"/>
+          <w:color w:val="auto"/>
+          <w:szCs w:val="24"/>
+        </w:rPr>
+        <w:t>: View members belonging to specific committees.</w:t>
       </w:r>
     </w:p>
     <w:p>
       <w:pPr>
         <w:numPr>
-          <w:ilvl w:val="0"/>
-          <w:numId w:val="10"/>
+          <w:ilvl w:val="1"/>
+          <w:numId w:val="15"/>
         </w:numPr>
         <w:spacing w:before="100" w:beforeAutospacing="1" w:after="100" w:afterAutospacing="1" w:line="240" w:lineRule="auto"/>
         <w:rPr>
@@ -1588,34 +1795,27 @@
           <w:color w:val="auto"/>
           <w:szCs w:val="24"/>
         </w:rPr>
-        <w:t>As a system</w:t>
-      </w:r>
-      <w:r>
-        <w:rPr>
-          <w:rFonts w:ascii="Times New Roman" w:eastAsia="Times New Roman" w:hAnsi="Times New Roman" w:cs="Times New Roman"/>
-          <w:color w:val="auto"/>
-          <w:szCs w:val="24"/>
-        </w:rPr>
-        <w:t xml:space="preserve">, I want to enforce responsive design across all pages, </w:t>
-      </w:r>
-      <w:r>
-        <w:rPr>
-          <w:rFonts w:ascii="Times New Roman" w:eastAsia="Times New Roman" w:hAnsi="Times New Roman" w:cs="Times New Roman"/>
-          <w:b/>
-          <w:bCs/>
-          <w:color w:val="auto"/>
-          <w:szCs w:val="24"/>
-        </w:rPr>
-        <w:t>so that</w:t>
-      </w:r>
-      <w:r>
-        <w:rPr>
-          <w:rFonts w:ascii="Times New Roman" w:eastAsia="Times New Roman" w:hAnsi="Times New Roman" w:cs="Times New Roman"/>
-          <w:color w:val="auto"/>
-          <w:szCs w:val="24"/>
-        </w:rPr>
-        <w:t xml:space="preserve"> users have a consistent experience on all devices.</w:t>
-      </w:r>
+        <w:t>Filter by Workshop</w:t>
+      </w:r>
+      <w:r>
+        <w:rPr>
+          <w:rFonts w:ascii="Times New Roman" w:eastAsia="Times New Roman" w:hAnsi="Times New Roman" w:cs="Times New Roman"/>
+          <w:color w:val="auto"/>
+          <w:szCs w:val="24"/>
+        </w:rPr>
+        <w:t>: View participants belonging to specific workshops.</w:t>
+      </w:r>
+    </w:p>
+    <w:p>
+      <w:pPr>
+        <w:spacing w:before="100" w:beforeAutospacing="1" w:after="100" w:afterAutospacing="1" w:line="240" w:lineRule="auto"/>
+        <w:ind w:left="720" w:firstLine="0"/>
+        <w:rPr>
+          <w:rFonts w:ascii="Times New Roman" w:eastAsia="Times New Roman" w:hAnsi="Times New Roman" w:cs="Times New Roman"/>
+          <w:color w:val="auto"/>
+          <w:szCs w:val="24"/>
+        </w:rPr>
+      </w:pPr>
     </w:p>
     <w:sectPr>
       <w:footerReference w:type="even" r:id="rId7"/>
@@ -2419,6 +2619,155 @@
     </w:lvl>
   </w:abstractNum>
   <w:abstractNum w:abstractNumId="4" w15:restartNumberingAfterBreak="0">
+    <w:nsid w:val="4FEC46FE"/>
+    <w:multiLevelType w:val="multilevel"/>
+    <w:tmpl w:val="8446E11A"/>
+    <w:lvl w:ilvl="0">
+      <w:start w:val="1"/>
+      <w:numFmt w:val="bullet"/>
+      <w:lvlText w:val=""/>
+      <w:lvlJc w:val="left"/>
+      <w:pPr>
+        <w:tabs>
+          <w:tab w:val="num" w:pos="720"/>
+        </w:tabs>
+        <w:ind w:left="720" w:hanging="360"/>
+      </w:pPr>
+      <w:rPr>
+        <w:rFonts w:ascii="Symbol" w:hAnsi="Symbol" w:hint="default"/>
+        <w:sz w:val="20"/>
+      </w:rPr>
+    </w:lvl>
+    <w:lvl w:ilvl="1">
+      <w:start w:val="1"/>
+      <w:numFmt w:val="bullet"/>
+      <w:lvlText w:val=""/>
+      <w:lvlJc w:val="left"/>
+      <w:pPr>
+        <w:tabs>
+          <w:tab w:val="num" w:pos="1440"/>
+        </w:tabs>
+        <w:ind w:left="1440" w:hanging="360"/>
+      </w:pPr>
+      <w:rPr>
+        <w:rFonts w:ascii="Symbol" w:hAnsi="Symbol" w:hint="default"/>
+        <w:sz w:val="20"/>
+      </w:rPr>
+    </w:lvl>
+    <w:lvl w:ilvl="2" w:tentative="1">
+      <w:start w:val="1"/>
+      <w:numFmt w:val="bullet"/>
+      <w:lvlText w:val=""/>
+      <w:lvlJc w:val="left"/>
+      <w:pPr>
+        <w:tabs>
+          <w:tab w:val="num" w:pos="2160"/>
+        </w:tabs>
+        <w:ind w:left="2160" w:hanging="360"/>
+      </w:pPr>
+      <w:rPr>
+        <w:rFonts w:ascii="Symbol" w:hAnsi="Symbol" w:hint="default"/>
+        <w:sz w:val="20"/>
+      </w:rPr>
+    </w:lvl>
+    <w:lvl w:ilvl="3" w:tentative="1">
+      <w:start w:val="1"/>
+      <w:numFmt w:val="bullet"/>
+      <w:lvlText w:val=""/>
+      <w:lvlJc w:val="left"/>
+      <w:pPr>
+        <w:tabs>
+          <w:tab w:val="num" w:pos="2880"/>
+        </w:tabs>
+        <w:ind w:left="2880" w:hanging="360"/>
+      </w:pPr>
+      <w:rPr>
+        <w:rFonts w:ascii="Symbol" w:hAnsi="Symbol" w:hint="default"/>
+        <w:sz w:val="20"/>
+      </w:rPr>
+    </w:lvl>
+    <w:lvl w:ilvl="4" w:tentative="1">
+      <w:start w:val="1"/>
+      <w:numFmt w:val="bullet"/>
+      <w:lvlText w:val=""/>
+      <w:lvlJc w:val="left"/>
+      <w:pPr>
+        <w:tabs>
+          <w:tab w:val="num" w:pos="3600"/>
+        </w:tabs>
+        <w:ind w:left="3600" w:hanging="360"/>
+      </w:pPr>
+      <w:rPr>
+        <w:rFonts w:ascii="Symbol" w:hAnsi="Symbol" w:hint="default"/>
+        <w:sz w:val="20"/>
+      </w:rPr>
+    </w:lvl>
+    <w:lvl w:ilvl="5" w:tentative="1">
+      <w:start w:val="1"/>
+      <w:numFmt w:val="bullet"/>
+      <w:lvlText w:val=""/>
+      <w:lvlJc w:val="left"/>
+      <w:pPr>
+        <w:tabs>
+          <w:tab w:val="num" w:pos="4320"/>
+        </w:tabs>
+        <w:ind w:left="4320" w:hanging="360"/>
+      </w:pPr>
+      <w:rPr>
+        <w:rFonts w:ascii="Symbol" w:hAnsi="Symbol" w:hint="default"/>
+        <w:sz w:val="20"/>
+      </w:rPr>
+    </w:lvl>
+    <w:lvl w:ilvl="6" w:tentative="1">
+      <w:start w:val="1"/>
+      <w:numFmt w:val="bullet"/>
+      <w:lvlText w:val=""/>
+      <w:lvlJc w:val="left"/>
+      <w:pPr>
+        <w:tabs>
+          <w:tab w:val="num" w:pos="5040"/>
+        </w:tabs>
+        <w:ind w:left="5040" w:hanging="360"/>
+      </w:pPr>
+      <w:rPr>
+        <w:rFonts w:ascii="Symbol" w:hAnsi="Symbol" w:hint="default"/>
+        <w:sz w:val="20"/>
+      </w:rPr>
+    </w:lvl>
+    <w:lvl w:ilvl="7" w:tentative="1">
+      <w:start w:val="1"/>
+      <w:numFmt w:val="bullet"/>
+      <w:lvlText w:val=""/>
+      <w:lvlJc w:val="left"/>
+      <w:pPr>
+        <w:tabs>
+          <w:tab w:val="num" w:pos="5760"/>
+        </w:tabs>
+        <w:ind w:left="5760" w:hanging="360"/>
+      </w:pPr>
+      <w:rPr>
+        <w:rFonts w:ascii="Symbol" w:hAnsi="Symbol" w:hint="default"/>
+        <w:sz w:val="20"/>
+      </w:rPr>
+    </w:lvl>
+    <w:lvl w:ilvl="8" w:tentative="1">
+      <w:start w:val="1"/>
+      <w:numFmt w:val="bullet"/>
+      <w:lvlText w:val=""/>
+      <w:lvlJc w:val="left"/>
+      <w:pPr>
+        <w:tabs>
+          <w:tab w:val="num" w:pos="6480"/>
+        </w:tabs>
+        <w:ind w:left="6480" w:hanging="360"/>
+      </w:pPr>
+      <w:rPr>
+        <w:rFonts w:ascii="Symbol" w:hAnsi="Symbol" w:hint="default"/>
+        <w:sz w:val="20"/>
+      </w:rPr>
+    </w:lvl>
+  </w:abstractNum>
+  <w:abstractNum w:abstractNumId="5" w15:restartNumberingAfterBreak="0">
     <w:nsid w:val="53B81332"/>
     <w:multiLevelType w:val="multilevel"/>
     <w:tmpl w:val="271CDD8E"/>
@@ -2567,7 +2916,7 @@
       </w:rPr>
     </w:lvl>
   </w:abstractNum>
-  <w:abstractNum w:abstractNumId="5" w15:restartNumberingAfterBreak="0">
+  <w:abstractNum w:abstractNumId="6" w15:restartNumberingAfterBreak="0">
     <w:nsid w:val="62535D21"/>
     <w:multiLevelType w:val="hybridMultilevel"/>
     <w:tmpl w:val="ED2EAC82"/>
@@ -2680,7 +3029,7 @@
       </w:rPr>
     </w:lvl>
   </w:abstractNum>
-  <w:abstractNum w:abstractNumId="6" w15:restartNumberingAfterBreak="0">
+  <w:abstractNum w:abstractNumId="7" w15:restartNumberingAfterBreak="0">
     <w:nsid w:val="635D401F"/>
     <w:multiLevelType w:val="multilevel"/>
     <w:tmpl w:val="2C5E8C06"/>
@@ -2829,7 +3178,7 @@
       </w:rPr>
     </w:lvl>
   </w:abstractNum>
-  <w:abstractNum w:abstractNumId="7" w15:restartNumberingAfterBreak="0">
+  <w:abstractNum w:abstractNumId="8" w15:restartNumberingAfterBreak="0">
     <w:nsid w:val="65D615A4"/>
     <w:multiLevelType w:val="multilevel"/>
     <w:tmpl w:val="CC78C17C"/>
@@ -2978,7 +3327,7 @@
       </w:rPr>
     </w:lvl>
   </w:abstractNum>
-  <w:abstractNum w:abstractNumId="8" w15:restartNumberingAfterBreak="0">
+  <w:abstractNum w:abstractNumId="9" w15:restartNumberingAfterBreak="0">
     <w:nsid w:val="674877B3"/>
     <w:multiLevelType w:val="hybridMultilevel"/>
     <w:tmpl w:val="ABCC5346"/>
@@ -3091,7 +3440,156 @@
       </w:rPr>
     </w:lvl>
   </w:abstractNum>
-  <w:abstractNum w:abstractNumId="9" w15:restartNumberingAfterBreak="0">
+  <w:abstractNum w:abstractNumId="10" w15:restartNumberingAfterBreak="0">
+    <w:nsid w:val="68194C13"/>
+    <w:multiLevelType w:val="multilevel"/>
+    <w:tmpl w:val="8B325E6C"/>
+    <w:lvl w:ilvl="0">
+      <w:start w:val="1"/>
+      <w:numFmt w:val="bullet"/>
+      <w:lvlText w:val=""/>
+      <w:lvlJc w:val="left"/>
+      <w:pPr>
+        <w:tabs>
+          <w:tab w:val="num" w:pos="720"/>
+        </w:tabs>
+        <w:ind w:left="720" w:hanging="360"/>
+      </w:pPr>
+      <w:rPr>
+        <w:rFonts w:ascii="Symbol" w:hAnsi="Symbol" w:hint="default"/>
+        <w:sz w:val="20"/>
+      </w:rPr>
+    </w:lvl>
+    <w:lvl w:ilvl="1">
+      <w:start w:val="1"/>
+      <w:numFmt w:val="bullet"/>
+      <w:lvlText w:val=""/>
+      <w:lvlJc w:val="left"/>
+      <w:pPr>
+        <w:tabs>
+          <w:tab w:val="num" w:pos="1440"/>
+        </w:tabs>
+        <w:ind w:left="1440" w:hanging="360"/>
+      </w:pPr>
+      <w:rPr>
+        <w:rFonts w:ascii="Symbol" w:hAnsi="Symbol" w:hint="default"/>
+        <w:sz w:val="20"/>
+      </w:rPr>
+    </w:lvl>
+    <w:lvl w:ilvl="2" w:tentative="1">
+      <w:start w:val="1"/>
+      <w:numFmt w:val="bullet"/>
+      <w:lvlText w:val=""/>
+      <w:lvlJc w:val="left"/>
+      <w:pPr>
+        <w:tabs>
+          <w:tab w:val="num" w:pos="2160"/>
+        </w:tabs>
+        <w:ind w:left="2160" w:hanging="360"/>
+      </w:pPr>
+      <w:rPr>
+        <w:rFonts w:ascii="Symbol" w:hAnsi="Symbol" w:hint="default"/>
+        <w:sz w:val="20"/>
+      </w:rPr>
+    </w:lvl>
+    <w:lvl w:ilvl="3" w:tentative="1">
+      <w:start w:val="1"/>
+      <w:numFmt w:val="bullet"/>
+      <w:lvlText w:val=""/>
+      <w:lvlJc w:val="left"/>
+      <w:pPr>
+        <w:tabs>
+          <w:tab w:val="num" w:pos="2880"/>
+        </w:tabs>
+        <w:ind w:left="2880" w:hanging="360"/>
+      </w:pPr>
+      <w:rPr>
+        <w:rFonts w:ascii="Symbol" w:hAnsi="Symbol" w:hint="default"/>
+        <w:sz w:val="20"/>
+      </w:rPr>
+    </w:lvl>
+    <w:lvl w:ilvl="4" w:tentative="1">
+      <w:start w:val="1"/>
+      <w:numFmt w:val="bullet"/>
+      <w:lvlText w:val=""/>
+      <w:lvlJc w:val="left"/>
+      <w:pPr>
+        <w:tabs>
+          <w:tab w:val="num" w:pos="3600"/>
+        </w:tabs>
+        <w:ind w:left="3600" w:hanging="360"/>
+      </w:pPr>
+      <w:rPr>
+        <w:rFonts w:ascii="Symbol" w:hAnsi="Symbol" w:hint="default"/>
+        <w:sz w:val="20"/>
+      </w:rPr>
+    </w:lvl>
+    <w:lvl w:ilvl="5" w:tentative="1">
+      <w:start w:val="1"/>
+      <w:numFmt w:val="bullet"/>
+      <w:lvlText w:val=""/>
+      <w:lvlJc w:val="left"/>
+      <w:pPr>
+        <w:tabs>
+          <w:tab w:val="num" w:pos="4320"/>
+        </w:tabs>
+        <w:ind w:left="4320" w:hanging="360"/>
+      </w:pPr>
+      <w:rPr>
+        <w:rFonts w:ascii="Symbol" w:hAnsi="Symbol" w:hint="default"/>
+        <w:sz w:val="20"/>
+      </w:rPr>
+    </w:lvl>
+    <w:lvl w:ilvl="6" w:tentative="1">
+      <w:start w:val="1"/>
+      <w:numFmt w:val="bullet"/>
+      <w:lvlText w:val=""/>
+      <w:lvlJc w:val="left"/>
+      <w:pPr>
+        <w:tabs>
+          <w:tab w:val="num" w:pos="5040"/>
+        </w:tabs>
+        <w:ind w:left="5040" w:hanging="360"/>
+      </w:pPr>
+      <w:rPr>
+        <w:rFonts w:ascii="Symbol" w:hAnsi="Symbol" w:hint="default"/>
+        <w:sz w:val="20"/>
+      </w:rPr>
+    </w:lvl>
+    <w:lvl w:ilvl="7" w:tentative="1">
+      <w:start w:val="1"/>
+      <w:numFmt w:val="bullet"/>
+      <w:lvlText w:val=""/>
+      <w:lvlJc w:val="left"/>
+      <w:pPr>
+        <w:tabs>
+          <w:tab w:val="num" w:pos="5760"/>
+        </w:tabs>
+        <w:ind w:left="5760" w:hanging="360"/>
+      </w:pPr>
+      <w:rPr>
+        <w:rFonts w:ascii="Symbol" w:hAnsi="Symbol" w:hint="default"/>
+        <w:sz w:val="20"/>
+      </w:rPr>
+    </w:lvl>
+    <w:lvl w:ilvl="8" w:tentative="1">
+      <w:start w:val="1"/>
+      <w:numFmt w:val="bullet"/>
+      <w:lvlText w:val=""/>
+      <w:lvlJc w:val="left"/>
+      <w:pPr>
+        <w:tabs>
+          <w:tab w:val="num" w:pos="6480"/>
+        </w:tabs>
+        <w:ind w:left="6480" w:hanging="360"/>
+      </w:pPr>
+      <w:rPr>
+        <w:rFonts w:ascii="Symbol" w:hAnsi="Symbol" w:hint="default"/>
+        <w:sz w:val="20"/>
+      </w:rPr>
+    </w:lvl>
+  </w:abstractNum>
+  <w:abstractNum w:abstractNumId="11" w15:restartNumberingAfterBreak="0">
     <w:nsid w:val="6C1B25FA"/>
     <w:multiLevelType w:val="multilevel"/>
     <w:tmpl w:val="45B48D02"/>
@@ -3240,11 +3738,458 @@
       </w:rPr>
     </w:lvl>
   </w:abstractNum>
+  <w:abstractNum w:abstractNumId="12" w15:restartNumberingAfterBreak="0">
+    <w:nsid w:val="6DE00024"/>
+    <w:multiLevelType w:val="multilevel"/>
+    <w:tmpl w:val="2A8E1422"/>
+    <w:lvl w:ilvl="0">
+      <w:start w:val="1"/>
+      <w:numFmt w:val="bullet"/>
+      <w:lvlText w:val=""/>
+      <w:lvlJc w:val="left"/>
+      <w:pPr>
+        <w:tabs>
+          <w:tab w:val="num" w:pos="720"/>
+        </w:tabs>
+        <w:ind w:left="720" w:hanging="360"/>
+      </w:pPr>
+      <w:rPr>
+        <w:rFonts w:ascii="Symbol" w:hAnsi="Symbol" w:hint="default"/>
+        <w:sz w:val="20"/>
+      </w:rPr>
+    </w:lvl>
+    <w:lvl w:ilvl="1">
+      <w:start w:val="1"/>
+      <w:numFmt w:val="bullet"/>
+      <w:lvlText w:val=""/>
+      <w:lvlJc w:val="left"/>
+      <w:pPr>
+        <w:tabs>
+          <w:tab w:val="num" w:pos="1440"/>
+        </w:tabs>
+        <w:ind w:left="1440" w:hanging="360"/>
+      </w:pPr>
+      <w:rPr>
+        <w:rFonts w:ascii="Symbol" w:hAnsi="Symbol" w:hint="default"/>
+        <w:sz w:val="20"/>
+      </w:rPr>
+    </w:lvl>
+    <w:lvl w:ilvl="2" w:tentative="1">
+      <w:start w:val="1"/>
+      <w:numFmt w:val="bullet"/>
+      <w:lvlText w:val=""/>
+      <w:lvlJc w:val="left"/>
+      <w:pPr>
+        <w:tabs>
+          <w:tab w:val="num" w:pos="2160"/>
+        </w:tabs>
+        <w:ind w:left="2160" w:hanging="360"/>
+      </w:pPr>
+      <w:rPr>
+        <w:rFonts w:ascii="Symbol" w:hAnsi="Symbol" w:hint="default"/>
+        <w:sz w:val="20"/>
+      </w:rPr>
+    </w:lvl>
+    <w:lvl w:ilvl="3" w:tentative="1">
+      <w:start w:val="1"/>
+      <w:numFmt w:val="bullet"/>
+      <w:lvlText w:val=""/>
+      <w:lvlJc w:val="left"/>
+      <w:pPr>
+        <w:tabs>
+          <w:tab w:val="num" w:pos="2880"/>
+        </w:tabs>
+        <w:ind w:left="2880" w:hanging="360"/>
+      </w:pPr>
+      <w:rPr>
+        <w:rFonts w:ascii="Symbol" w:hAnsi="Symbol" w:hint="default"/>
+        <w:sz w:val="20"/>
+      </w:rPr>
+    </w:lvl>
+    <w:lvl w:ilvl="4" w:tentative="1">
+      <w:start w:val="1"/>
+      <w:numFmt w:val="bullet"/>
+      <w:lvlText w:val=""/>
+      <w:lvlJc w:val="left"/>
+      <w:pPr>
+        <w:tabs>
+          <w:tab w:val="num" w:pos="3600"/>
+        </w:tabs>
+        <w:ind w:left="3600" w:hanging="360"/>
+      </w:pPr>
+      <w:rPr>
+        <w:rFonts w:ascii="Symbol" w:hAnsi="Symbol" w:hint="default"/>
+        <w:sz w:val="20"/>
+      </w:rPr>
+    </w:lvl>
+    <w:lvl w:ilvl="5" w:tentative="1">
+      <w:start w:val="1"/>
+      <w:numFmt w:val="bullet"/>
+      <w:lvlText w:val=""/>
+      <w:lvlJc w:val="left"/>
+      <w:pPr>
+        <w:tabs>
+          <w:tab w:val="num" w:pos="4320"/>
+        </w:tabs>
+        <w:ind w:left="4320" w:hanging="360"/>
+      </w:pPr>
+      <w:rPr>
+        <w:rFonts w:ascii="Symbol" w:hAnsi="Symbol" w:hint="default"/>
+        <w:sz w:val="20"/>
+      </w:rPr>
+    </w:lvl>
+    <w:lvl w:ilvl="6" w:tentative="1">
+      <w:start w:val="1"/>
+      <w:numFmt w:val="bullet"/>
+      <w:lvlText w:val=""/>
+      <w:lvlJc w:val="left"/>
+      <w:pPr>
+        <w:tabs>
+          <w:tab w:val="num" w:pos="5040"/>
+        </w:tabs>
+        <w:ind w:left="5040" w:hanging="360"/>
+      </w:pPr>
+      <w:rPr>
+        <w:rFonts w:ascii="Symbol" w:hAnsi="Symbol" w:hint="default"/>
+        <w:sz w:val="20"/>
+      </w:rPr>
+    </w:lvl>
+    <w:lvl w:ilvl="7" w:tentative="1">
+      <w:start w:val="1"/>
+      <w:numFmt w:val="bullet"/>
+      <w:lvlText w:val=""/>
+      <w:lvlJc w:val="left"/>
+      <w:pPr>
+        <w:tabs>
+          <w:tab w:val="num" w:pos="5760"/>
+        </w:tabs>
+        <w:ind w:left="5760" w:hanging="360"/>
+      </w:pPr>
+      <w:rPr>
+        <w:rFonts w:ascii="Symbol" w:hAnsi="Symbol" w:hint="default"/>
+        <w:sz w:val="20"/>
+      </w:rPr>
+    </w:lvl>
+    <w:lvl w:ilvl="8" w:tentative="1">
+      <w:start w:val="1"/>
+      <w:numFmt w:val="bullet"/>
+      <w:lvlText w:val=""/>
+      <w:lvlJc w:val="left"/>
+      <w:pPr>
+        <w:tabs>
+          <w:tab w:val="num" w:pos="6480"/>
+        </w:tabs>
+        <w:ind w:left="6480" w:hanging="360"/>
+      </w:pPr>
+      <w:rPr>
+        <w:rFonts w:ascii="Symbol" w:hAnsi="Symbol" w:hint="default"/>
+        <w:sz w:val="20"/>
+      </w:rPr>
+    </w:lvl>
+  </w:abstractNum>
+  <w:abstractNum w:abstractNumId="13" w15:restartNumberingAfterBreak="0">
+    <w:nsid w:val="70857729"/>
+    <w:multiLevelType w:val="multilevel"/>
+    <w:tmpl w:val="43F0D7B6"/>
+    <w:lvl w:ilvl="0">
+      <w:start w:val="1"/>
+      <w:numFmt w:val="bullet"/>
+      <w:lvlText w:val=""/>
+      <w:lvlJc w:val="left"/>
+      <w:pPr>
+        <w:tabs>
+          <w:tab w:val="num" w:pos="720"/>
+        </w:tabs>
+        <w:ind w:left="720" w:hanging="360"/>
+      </w:pPr>
+      <w:rPr>
+        <w:rFonts w:ascii="Symbol" w:hAnsi="Symbol" w:hint="default"/>
+        <w:sz w:val="20"/>
+      </w:rPr>
+    </w:lvl>
+    <w:lvl w:ilvl="1" w:tentative="1">
+      <w:start w:val="1"/>
+      <w:numFmt w:val="bullet"/>
+      <w:lvlText w:val=""/>
+      <w:lvlJc w:val="left"/>
+      <w:pPr>
+        <w:tabs>
+          <w:tab w:val="num" w:pos="1440"/>
+        </w:tabs>
+        <w:ind w:left="1440" w:hanging="360"/>
+      </w:pPr>
+      <w:rPr>
+        <w:rFonts w:ascii="Symbol" w:hAnsi="Symbol" w:hint="default"/>
+        <w:sz w:val="20"/>
+      </w:rPr>
+    </w:lvl>
+    <w:lvl w:ilvl="2" w:tentative="1">
+      <w:start w:val="1"/>
+      <w:numFmt w:val="bullet"/>
+      <w:lvlText w:val=""/>
+      <w:lvlJc w:val="left"/>
+      <w:pPr>
+        <w:tabs>
+          <w:tab w:val="num" w:pos="2160"/>
+        </w:tabs>
+        <w:ind w:left="2160" w:hanging="360"/>
+      </w:pPr>
+      <w:rPr>
+        <w:rFonts w:ascii="Symbol" w:hAnsi="Symbol" w:hint="default"/>
+        <w:sz w:val="20"/>
+      </w:rPr>
+    </w:lvl>
+    <w:lvl w:ilvl="3" w:tentative="1">
+      <w:start w:val="1"/>
+      <w:numFmt w:val="bullet"/>
+      <w:lvlText w:val=""/>
+      <w:lvlJc w:val="left"/>
+      <w:pPr>
+        <w:tabs>
+          <w:tab w:val="num" w:pos="2880"/>
+        </w:tabs>
+        <w:ind w:left="2880" w:hanging="360"/>
+      </w:pPr>
+      <w:rPr>
+        <w:rFonts w:ascii="Symbol" w:hAnsi="Symbol" w:hint="default"/>
+        <w:sz w:val="20"/>
+      </w:rPr>
+    </w:lvl>
+    <w:lvl w:ilvl="4" w:tentative="1">
+      <w:start w:val="1"/>
+      <w:numFmt w:val="bullet"/>
+      <w:lvlText w:val=""/>
+      <w:lvlJc w:val="left"/>
+      <w:pPr>
+        <w:tabs>
+          <w:tab w:val="num" w:pos="3600"/>
+        </w:tabs>
+        <w:ind w:left="3600" w:hanging="360"/>
+      </w:pPr>
+      <w:rPr>
+        <w:rFonts w:ascii="Symbol" w:hAnsi="Symbol" w:hint="default"/>
+        <w:sz w:val="20"/>
+      </w:rPr>
+    </w:lvl>
+    <w:lvl w:ilvl="5" w:tentative="1">
+      <w:start w:val="1"/>
+      <w:numFmt w:val="bullet"/>
+      <w:lvlText w:val=""/>
+      <w:lvlJc w:val="left"/>
+      <w:pPr>
+        <w:tabs>
+          <w:tab w:val="num" w:pos="4320"/>
+        </w:tabs>
+        <w:ind w:left="4320" w:hanging="360"/>
+      </w:pPr>
+      <w:rPr>
+        <w:rFonts w:ascii="Symbol" w:hAnsi="Symbol" w:hint="default"/>
+        <w:sz w:val="20"/>
+      </w:rPr>
+    </w:lvl>
+    <w:lvl w:ilvl="6" w:tentative="1">
+      <w:start w:val="1"/>
+      <w:numFmt w:val="bullet"/>
+      <w:lvlText w:val=""/>
+      <w:lvlJc w:val="left"/>
+      <w:pPr>
+        <w:tabs>
+          <w:tab w:val="num" w:pos="5040"/>
+        </w:tabs>
+        <w:ind w:left="5040" w:hanging="360"/>
+      </w:pPr>
+      <w:rPr>
+        <w:rFonts w:ascii="Symbol" w:hAnsi="Symbol" w:hint="default"/>
+        <w:sz w:val="20"/>
+      </w:rPr>
+    </w:lvl>
+    <w:lvl w:ilvl="7" w:tentative="1">
+      <w:start w:val="1"/>
+      <w:numFmt w:val="bullet"/>
+      <w:lvlText w:val=""/>
+      <w:lvlJc w:val="left"/>
+      <w:pPr>
+        <w:tabs>
+          <w:tab w:val="num" w:pos="5760"/>
+        </w:tabs>
+        <w:ind w:left="5760" w:hanging="360"/>
+      </w:pPr>
+      <w:rPr>
+        <w:rFonts w:ascii="Symbol" w:hAnsi="Symbol" w:hint="default"/>
+        <w:sz w:val="20"/>
+      </w:rPr>
+    </w:lvl>
+    <w:lvl w:ilvl="8" w:tentative="1">
+      <w:start w:val="1"/>
+      <w:numFmt w:val="bullet"/>
+      <w:lvlText w:val=""/>
+      <w:lvlJc w:val="left"/>
+      <w:pPr>
+        <w:tabs>
+          <w:tab w:val="num" w:pos="6480"/>
+        </w:tabs>
+        <w:ind w:left="6480" w:hanging="360"/>
+      </w:pPr>
+      <w:rPr>
+        <w:rFonts w:ascii="Symbol" w:hAnsi="Symbol" w:hint="default"/>
+        <w:sz w:val="20"/>
+      </w:rPr>
+    </w:lvl>
+  </w:abstractNum>
+  <w:abstractNum w:abstractNumId="14" w15:restartNumberingAfterBreak="0">
+    <w:nsid w:val="7D366696"/>
+    <w:multiLevelType w:val="multilevel"/>
+    <w:tmpl w:val="8E549432"/>
+    <w:lvl w:ilvl="0">
+      <w:start w:val="1"/>
+      <w:numFmt w:val="bullet"/>
+      <w:lvlText w:val=""/>
+      <w:lvlJc w:val="left"/>
+      <w:pPr>
+        <w:tabs>
+          <w:tab w:val="num" w:pos="720"/>
+        </w:tabs>
+        <w:ind w:left="720" w:hanging="360"/>
+      </w:pPr>
+      <w:rPr>
+        <w:rFonts w:ascii="Symbol" w:hAnsi="Symbol" w:hint="default"/>
+        <w:sz w:val="20"/>
+      </w:rPr>
+    </w:lvl>
+    <w:lvl w:ilvl="1" w:tentative="1">
+      <w:start w:val="1"/>
+      <w:numFmt w:val="bullet"/>
+      <w:lvlText w:val=""/>
+      <w:lvlJc w:val="left"/>
+      <w:pPr>
+        <w:tabs>
+          <w:tab w:val="num" w:pos="1440"/>
+        </w:tabs>
+        <w:ind w:left="1440" w:hanging="360"/>
+      </w:pPr>
+      <w:rPr>
+        <w:rFonts w:ascii="Symbol" w:hAnsi="Symbol" w:hint="default"/>
+        <w:sz w:val="20"/>
+      </w:rPr>
+    </w:lvl>
+    <w:lvl w:ilvl="2" w:tentative="1">
+      <w:start w:val="1"/>
+      <w:numFmt w:val="bullet"/>
+      <w:lvlText w:val=""/>
+      <w:lvlJc w:val="left"/>
+      <w:pPr>
+        <w:tabs>
+          <w:tab w:val="num" w:pos="2160"/>
+        </w:tabs>
+        <w:ind w:left="2160" w:hanging="360"/>
+      </w:pPr>
+      <w:rPr>
+        <w:rFonts w:ascii="Symbol" w:hAnsi="Symbol" w:hint="default"/>
+        <w:sz w:val="20"/>
+      </w:rPr>
+    </w:lvl>
+    <w:lvl w:ilvl="3" w:tentative="1">
+      <w:start w:val="1"/>
+      <w:numFmt w:val="bullet"/>
+      <w:lvlText w:val=""/>
+      <w:lvlJc w:val="left"/>
+      <w:pPr>
+        <w:tabs>
+          <w:tab w:val="num" w:pos="2880"/>
+        </w:tabs>
+        <w:ind w:left="2880" w:hanging="360"/>
+      </w:pPr>
+      <w:rPr>
+        <w:rFonts w:ascii="Symbol" w:hAnsi="Symbol" w:hint="default"/>
+        <w:sz w:val="20"/>
+      </w:rPr>
+    </w:lvl>
+    <w:lvl w:ilvl="4" w:tentative="1">
+      <w:start w:val="1"/>
+      <w:numFmt w:val="bullet"/>
+      <w:lvlText w:val=""/>
+      <w:lvlJc w:val="left"/>
+      <w:pPr>
+        <w:tabs>
+          <w:tab w:val="num" w:pos="3600"/>
+        </w:tabs>
+        <w:ind w:left="3600" w:hanging="360"/>
+      </w:pPr>
+      <w:rPr>
+        <w:rFonts w:ascii="Symbol" w:hAnsi="Symbol" w:hint="default"/>
+        <w:sz w:val="20"/>
+      </w:rPr>
+    </w:lvl>
+    <w:lvl w:ilvl="5" w:tentative="1">
+      <w:start w:val="1"/>
+      <w:numFmt w:val="bullet"/>
+      <w:lvlText w:val=""/>
+      <w:lvlJc w:val="left"/>
+      <w:pPr>
+        <w:tabs>
+          <w:tab w:val="num" w:pos="4320"/>
+        </w:tabs>
+        <w:ind w:left="4320" w:hanging="360"/>
+      </w:pPr>
+      <w:rPr>
+        <w:rFonts w:ascii="Symbol" w:hAnsi="Symbol" w:hint="default"/>
+        <w:sz w:val="20"/>
+      </w:rPr>
+    </w:lvl>
+    <w:lvl w:ilvl="6" w:tentative="1">
+      <w:start w:val="1"/>
+      <w:numFmt w:val="bullet"/>
+      <w:lvlText w:val=""/>
+      <w:lvlJc w:val="left"/>
+      <w:pPr>
+        <w:tabs>
+          <w:tab w:val="num" w:pos="5040"/>
+        </w:tabs>
+        <w:ind w:left="5040" w:hanging="360"/>
+      </w:pPr>
+      <w:rPr>
+        <w:rFonts w:ascii="Symbol" w:hAnsi="Symbol" w:hint="default"/>
+        <w:sz w:val="20"/>
+      </w:rPr>
+    </w:lvl>
+    <w:lvl w:ilvl="7" w:tentative="1">
+      <w:start w:val="1"/>
+      <w:numFmt w:val="bullet"/>
+      <w:lvlText w:val=""/>
+      <w:lvlJc w:val="left"/>
+      <w:pPr>
+        <w:tabs>
+          <w:tab w:val="num" w:pos="5760"/>
+        </w:tabs>
+        <w:ind w:left="5760" w:hanging="360"/>
+      </w:pPr>
+      <w:rPr>
+        <w:rFonts w:ascii="Symbol" w:hAnsi="Symbol" w:hint="default"/>
+        <w:sz w:val="20"/>
+      </w:rPr>
+    </w:lvl>
+    <w:lvl w:ilvl="8" w:tentative="1">
+      <w:start w:val="1"/>
+      <w:numFmt w:val="bullet"/>
+      <w:lvlText w:val=""/>
+      <w:lvlJc w:val="left"/>
+      <w:pPr>
+        <w:tabs>
+          <w:tab w:val="num" w:pos="6480"/>
+        </w:tabs>
+        <w:ind w:left="6480" w:hanging="360"/>
+      </w:pPr>
+      <w:rPr>
+        <w:rFonts w:ascii="Symbol" w:hAnsi="Symbol" w:hint="default"/>
+        <w:sz w:val="20"/>
+      </w:rPr>
+    </w:lvl>
+  </w:abstractNum>
   <w:num w:numId="1">
-    <w:abstractNumId w:val="8"/>
+    <w:abstractNumId w:val="9"/>
   </w:num>
   <w:num w:numId="2">
-    <w:abstractNumId w:val="5"/>
+    <w:abstractNumId w:val="6"/>
   </w:num>
   <w:num w:numId="3">
     <w:abstractNumId w:val="3"/>
@@ -3256,19 +4201,34 @@
     <w:abstractNumId w:val="1"/>
   </w:num>
   <w:num w:numId="6">
+    <w:abstractNumId w:val="8"/>
+  </w:num>
+  <w:num w:numId="7">
+    <w:abstractNumId w:val="11"/>
+  </w:num>
+  <w:num w:numId="8">
     <w:abstractNumId w:val="7"/>
   </w:num>
-  <w:num w:numId="7">
-    <w:abstractNumId w:val="9"/>
-  </w:num>
-  <w:num w:numId="8">
-    <w:abstractNumId w:val="6"/>
-  </w:num>
   <w:num w:numId="9">
-    <w:abstractNumId w:val="4"/>
+    <w:abstractNumId w:val="5"/>
   </w:num>
   <w:num w:numId="10">
     <w:abstractNumId w:val="2"/>
+  </w:num>
+  <w:num w:numId="11">
+    <w:abstractNumId w:val="13"/>
+  </w:num>
+  <w:num w:numId="12">
+    <w:abstractNumId w:val="14"/>
+  </w:num>
+  <w:num w:numId="13">
+    <w:abstractNumId w:val="10"/>
+  </w:num>
+  <w:num w:numId="14">
+    <w:abstractNumId w:val="12"/>
+  </w:num>
+  <w:num w:numId="15">
+    <w:abstractNumId w:val="4"/>
   </w:num>
 </w:numbering>
 </file>
